--- a/docs/Manual_Tecnico_ESTFlix(1).docx
+++ b/docs/Manual_Tecnico_ESTFlix(1).docx
@@ -656,6 +656,11 @@
         </w:pBdr>
         <w:shd w:val="clear" w:color="auto" w:fill="F1F5F9"/>
         <w:spacing w:after="0"/>
+        <w:rPr>
+          <w:rFonts w:ascii="Consolas" w:hAnsi="Consolas"/>
+          <w:color w:val="0F172A"/>
+          <w:sz w:val="18"/>
+        </w:rPr>
       </w:pPr>
       <w:r>
         <w:rPr>
@@ -703,14 +708,47 @@
         </w:pBdr>
         <w:shd w:val="clear" w:color="auto" w:fill="F1F5F9"/>
         <w:spacing w:after="0"/>
-      </w:pPr>
-      <w:r>
         <w:rPr>
           <w:rFonts w:ascii="Consolas" w:hAnsi="Consolas"/>
           <w:color w:val="0F172A"/>
           <w:sz w:val="18"/>
         </w:rPr>
-        <w:t>|</w:t>
+      </w:pPr>
+      <w:r>
+        <w:rPr>
+          <w:rFonts w:ascii="Consolas" w:hAnsi="Consolas"/>
+          <w:color w:val="0F172A"/>
+          <w:sz w:val="18"/>
+        </w:rPr>
+        <w:t>|-- package-</w:t>
+      </w:r>
+      <w:proofErr w:type="spellStart"/>
+      <w:proofErr w:type="gramStart"/>
+      <w:r>
+        <w:rPr>
+          <w:rFonts w:ascii="Consolas" w:hAnsi="Consolas"/>
+          <w:color w:val="0F172A"/>
+          <w:sz w:val="18"/>
+        </w:rPr>
+        <w:t>lock.json</w:t>
+      </w:r>
+      <w:proofErr w:type="spellEnd"/>
+      <w:proofErr w:type="gramEnd"/>
+      <w:r>
+        <w:rPr>
+          <w:rFonts w:ascii="Consolas" w:hAnsi="Consolas"/>
+          <w:color w:val="0F172A"/>
+          <w:sz w:val="18"/>
+        </w:rPr>
+        <w:t xml:space="preserve">    Versões das de</w:t>
+      </w:r>
+      <w:r>
+        <w:rPr>
+          <w:rFonts w:ascii="Consolas" w:hAnsi="Consolas"/>
+          <w:color w:val="0F172A"/>
+          <w:sz w:val="18"/>
+        </w:rPr>
+        <w:t xml:space="preserve">pendências </w:t>
       </w:r>
     </w:p>
     <w:p>
@@ -720,32 +758,44 @@
         </w:pBdr>
         <w:shd w:val="clear" w:color="auto" w:fill="F1F5F9"/>
         <w:spacing w:after="0"/>
-      </w:pPr>
-      <w:r>
         <w:rPr>
           <w:rFonts w:ascii="Consolas" w:hAnsi="Consolas"/>
           <w:color w:val="0F172A"/>
           <w:sz w:val="18"/>
         </w:rPr>
-        <w:t xml:space="preserve">|-- </w:t>
-      </w:r>
-      <w:proofErr w:type="spellStart"/>
+      </w:pPr>
       <w:r>
         <w:rPr>
           <w:rFonts w:ascii="Consolas" w:hAnsi="Consolas"/>
           <w:color w:val="0F172A"/>
           <w:sz w:val="18"/>
         </w:rPr>
-        <w:t>routes</w:t>
-      </w:r>
-      <w:proofErr w:type="spellEnd"/>
+        <w:t xml:space="preserve">|-- </w:t>
+      </w:r>
       <w:r>
         <w:rPr>
           <w:rFonts w:ascii="Consolas" w:hAnsi="Consolas"/>
           <w:color w:val="0F172A"/>
           <w:sz w:val="18"/>
         </w:rPr>
-        <w:t>/</w:t>
+        <w:t>home.html</w:t>
+      </w:r>
+      <w:r>
+        <w:rPr>
+          <w:rFonts w:ascii="Consolas" w:hAnsi="Consolas"/>
+          <w:color w:val="0F172A"/>
+          <w:sz w:val="18"/>
+        </w:rPr>
+        <w:tab/>
+      </w:r>
+      <w:r>
+        <w:rPr>
+          <w:rFonts w:ascii="Consolas" w:hAnsi="Consolas"/>
+          <w:color w:val="0F172A"/>
+          <w:sz w:val="18"/>
+        </w:rPr>
+        <w:tab/>
+        <w:t xml:space="preserve">   Página principal</w:t>
       </w:r>
     </w:p>
     <w:p>
@@ -755,61 +805,37 @@
         </w:pBdr>
         <w:shd w:val="clear" w:color="auto" w:fill="F1F5F9"/>
         <w:spacing w:after="0"/>
-      </w:pPr>
-      <w:r>
         <w:rPr>
           <w:rFonts w:ascii="Consolas" w:hAnsi="Consolas"/>
           <w:color w:val="0F172A"/>
           <w:sz w:val="18"/>
         </w:rPr>
-        <w:t>|   |-- auth.js          /</w:t>
-      </w:r>
-      <w:proofErr w:type="spellStart"/>
+      </w:pPr>
       <w:r>
         <w:rPr>
           <w:rFonts w:ascii="Consolas" w:hAnsi="Consolas"/>
           <w:color w:val="0F172A"/>
           <w:sz w:val="18"/>
         </w:rPr>
-        <w:t>api</w:t>
-      </w:r>
-      <w:proofErr w:type="spellEnd"/>
+        <w:t>|-- login.html</w:t>
+      </w:r>
       <w:r>
         <w:rPr>
           <w:rFonts w:ascii="Consolas" w:hAnsi="Consolas"/>
           <w:color w:val="0F172A"/>
           <w:sz w:val="18"/>
         </w:rPr>
-        <w:t>/</w:t>
-      </w:r>
-      <w:proofErr w:type="spellStart"/>
+        <w:tab/>
+      </w:r>
       <w:r>
         <w:rPr>
           <w:rFonts w:ascii="Consolas" w:hAnsi="Consolas"/>
           <w:color w:val="0F172A"/>
           <w:sz w:val="18"/>
         </w:rPr>
-        <w:t>auth</w:t>
-      </w:r>
-      <w:proofErr w:type="spellEnd"/>
-      <w:r>
-        <w:rPr>
-          <w:rFonts w:ascii="Consolas" w:hAnsi="Consolas"/>
-          <w:color w:val="0F172A"/>
-          <w:sz w:val="18"/>
-        </w:rPr>
-        <w:t>/</w:t>
-      </w:r>
-      <w:proofErr w:type="spellStart"/>
-      <w:r>
-        <w:rPr>
-          <w:rFonts w:ascii="Consolas" w:hAnsi="Consolas"/>
-          <w:color w:val="0F172A"/>
-          <w:sz w:val="18"/>
-        </w:rPr>
-        <w:t>me|login|logout|register|profile</w:t>
-      </w:r>
-      <w:proofErr w:type="spellEnd"/>
+        <w:tab/>
+        <w:t xml:space="preserve">   Página de autenticação</w:t>
+      </w:r>
     </w:p>
     <w:p>
       <w:pPr>
@@ -818,43 +844,37 @@
         </w:pBdr>
         <w:shd w:val="clear" w:color="auto" w:fill="F1F5F9"/>
         <w:spacing w:after="0"/>
-      </w:pPr>
-      <w:r>
         <w:rPr>
           <w:rFonts w:ascii="Consolas" w:hAnsi="Consolas"/>
           <w:color w:val="0F172A"/>
           <w:sz w:val="18"/>
         </w:rPr>
-        <w:t>|   |-- users.js         CRUD /</w:t>
-      </w:r>
-      <w:proofErr w:type="spellStart"/>
+      </w:pPr>
       <w:r>
         <w:rPr>
           <w:rFonts w:ascii="Consolas" w:hAnsi="Consolas"/>
           <w:color w:val="0F172A"/>
           <w:sz w:val="18"/>
         </w:rPr>
-        <w:t>api</w:t>
-      </w:r>
-      <w:proofErr w:type="spellEnd"/>
+        <w:t>|-- profiles.html</w:t>
+      </w:r>
       <w:r>
         <w:rPr>
           <w:rFonts w:ascii="Consolas" w:hAnsi="Consolas"/>
           <w:color w:val="0F172A"/>
           <w:sz w:val="18"/>
         </w:rPr>
-        <w:t>/</w:t>
-      </w:r>
-      <w:proofErr w:type="spellStart"/>
+        <w:tab/>
+        <w:t xml:space="preserve">   </w:t>
+      </w:r>
       <w:r>
         <w:rPr>
           <w:rFonts w:ascii="Consolas" w:hAnsi="Consolas"/>
           <w:color w:val="0F172A"/>
           <w:sz w:val="18"/>
         </w:rPr>
-        <w:t>users</w:t>
-      </w:r>
-      <w:proofErr w:type="spellEnd"/>
+        <w:t>Seleção, criação, edição e eliminação de perfis</w:t>
+      </w:r>
     </w:p>
     <w:p>
       <w:pPr>
@@ -863,43 +883,29 @@
         </w:pBdr>
         <w:shd w:val="clear" w:color="auto" w:fill="F1F5F9"/>
         <w:spacing w:after="0"/>
-      </w:pPr>
-      <w:r>
         <w:rPr>
           <w:rFonts w:ascii="Consolas" w:hAnsi="Consolas"/>
           <w:color w:val="0F172A"/>
           <w:sz w:val="18"/>
         </w:rPr>
-        <w:t>|   |-- profiles.js      CRUD /</w:t>
-      </w:r>
-      <w:proofErr w:type="spellStart"/>
+      </w:pPr>
       <w:r>
         <w:rPr>
           <w:rFonts w:ascii="Consolas" w:hAnsi="Consolas"/>
           <w:color w:val="0F172A"/>
           <w:sz w:val="18"/>
         </w:rPr>
-        <w:t>api</w:t>
-      </w:r>
-      <w:proofErr w:type="spellEnd"/>
+        <w:t>|-- myList.html</w:t>
+      </w:r>
       <w:r>
         <w:rPr>
           <w:rFonts w:ascii="Consolas" w:hAnsi="Consolas"/>
           <w:color w:val="0F172A"/>
           <w:sz w:val="18"/>
         </w:rPr>
-        <w:t>/</w:t>
-      </w:r>
-      <w:proofErr w:type="spellStart"/>
-      <w:r>
-        <w:rPr>
-          <w:rFonts w:ascii="Consolas" w:hAnsi="Consolas"/>
-          <w:color w:val="0F172A"/>
-          <w:sz w:val="18"/>
-        </w:rPr>
-        <w:t>profiles</w:t>
-      </w:r>
-      <w:proofErr w:type="spellEnd"/>
+        <w:tab/>
+        <w:t xml:space="preserve">   Favoritos e histórico do perfil ativo</w:t>
+      </w:r>
     </w:p>
     <w:p>
       <w:pPr>
@@ -908,43 +914,55 @@
         </w:pBdr>
         <w:shd w:val="clear" w:color="auto" w:fill="F1F5F9"/>
         <w:spacing w:after="0"/>
-      </w:pPr>
-      <w:r>
         <w:rPr>
           <w:rFonts w:ascii="Consolas" w:hAnsi="Consolas"/>
           <w:color w:val="0F172A"/>
           <w:sz w:val="18"/>
         </w:rPr>
-        <w:t>|   |-- categories.js    CRUD /</w:t>
-      </w:r>
-      <w:proofErr w:type="spellStart"/>
+      </w:pPr>
       <w:r>
         <w:rPr>
           <w:rFonts w:ascii="Consolas" w:hAnsi="Consolas"/>
           <w:color w:val="0F172A"/>
           <w:sz w:val="18"/>
         </w:rPr>
-        <w:t>api</w:t>
-      </w:r>
-      <w:proofErr w:type="spellEnd"/>
+        <w:t>|-- detail.html</w:t>
+      </w:r>
       <w:r>
         <w:rPr>
           <w:rFonts w:ascii="Consolas" w:hAnsi="Consolas"/>
           <w:color w:val="0F172A"/>
           <w:sz w:val="18"/>
         </w:rPr>
-        <w:t>/</w:t>
-      </w:r>
-      <w:proofErr w:type="spellStart"/>
+        <w:tab/>
+        <w:t xml:space="preserve">   </w:t>
+      </w:r>
       <w:r>
         <w:rPr>
           <w:rFonts w:ascii="Consolas" w:hAnsi="Consolas"/>
           <w:color w:val="0F172A"/>
           <w:sz w:val="18"/>
         </w:rPr>
-        <w:t>categories</w:t>
+        <w:t xml:space="preserve">Descrição de um conteúdo (série / </w:t>
+      </w:r>
+      <w:proofErr w:type="spellStart"/>
+      <w:r>
+        <w:rPr>
+          <w:rFonts w:ascii="Consolas" w:hAnsi="Consolas"/>
+          <w:color w:val="0F172A"/>
+          <w:sz w:val="18"/>
+        </w:rPr>
+        <w:t>movie</w:t>
       </w:r>
       <w:proofErr w:type="spellEnd"/>
+      <w:r>
+        <w:rPr>
+          <w:rFonts w:ascii="Consolas" w:hAnsi="Consolas"/>
+          <w:color w:val="0F172A"/>
+          <w:sz w:val="18"/>
+        </w:rPr>
+        <w:t>)</w:t>
+      </w:r>
     </w:p>
     <w:p>
       <w:pPr>
@@ -960,36 +978,33 @@
           <w:color w:val="0F172A"/>
           <w:sz w:val="18"/>
         </w:rPr>
-        <w:t>|   |-- contents.js      CRUD /</w:t>
-      </w:r>
-      <w:proofErr w:type="spellStart"/>
+        <w:t>|-- admin.html</w:t>
+      </w:r>
       <w:r>
         <w:rPr>
           <w:rFonts w:ascii="Consolas" w:hAnsi="Consolas"/>
           <w:color w:val="0F172A"/>
           <w:sz w:val="18"/>
         </w:rPr>
-        <w:t>api</w:t>
-      </w:r>
-      <w:proofErr w:type="spellEnd"/>
+        <w:tab/>
+      </w:r>
       <w:r>
         <w:rPr>
           <w:rFonts w:ascii="Consolas" w:hAnsi="Consolas"/>
           <w:color w:val="0F172A"/>
           <w:sz w:val="18"/>
         </w:rPr>
-        <w:t>/</w:t>
-      </w:r>
-      <w:proofErr w:type="spellStart"/>
+        <w:tab/>
+        <w:t xml:space="preserve">   </w:t>
+      </w:r>
       <w:r>
         <w:rPr>
           <w:rFonts w:ascii="Consolas" w:hAnsi="Consolas"/>
           <w:color w:val="0F172A"/>
           <w:sz w:val="18"/>
         </w:rPr>
-        <w:t>contents</w:t>
-      </w:r>
-      <w:proofErr w:type="spellEnd"/>
+        <w:t>Painel de administração (CRUD conteúdos e categorias)</w:t>
+      </w:r>
     </w:p>
     <w:p>
       <w:pPr>
@@ -1005,36 +1020,8 @@
           <w:color w:val="0F172A"/>
           <w:sz w:val="18"/>
         </w:rPr>
-        <w:t>|   |-- favorites.js     /</w:t>
-      </w:r>
-      <w:proofErr w:type="spellStart"/>
-      <w:r>
-        <w:rPr>
-          <w:rFonts w:ascii="Consolas" w:hAnsi="Consolas"/>
-          <w:color w:val="0F172A"/>
-          <w:sz w:val="18"/>
-        </w:rPr>
-        <w:t>api</w:t>
-      </w:r>
-      <w:proofErr w:type="spellEnd"/>
-      <w:r>
-        <w:rPr>
-          <w:rFonts w:ascii="Consolas" w:hAnsi="Consolas"/>
-          <w:color w:val="0F172A"/>
-          <w:sz w:val="18"/>
-        </w:rPr>
-        <w:t>/</w:t>
-      </w:r>
-      <w:proofErr w:type="spellStart"/>
-      <w:r>
-        <w:rPr>
-          <w:rFonts w:ascii="Consolas" w:hAnsi="Consolas"/>
-          <w:color w:val="0F172A"/>
-          <w:sz w:val="18"/>
-        </w:rPr>
-        <w:t>favorites</w:t>
-      </w:r>
-      <w:proofErr w:type="spellEnd"/>
+        <w:t>|</w:t>
+      </w:r>
     </w:p>
     <w:p>
       <w:pPr>
@@ -1050,7 +1037,7 @@
           <w:color w:val="0F172A"/>
           <w:sz w:val="18"/>
         </w:rPr>
-        <w:t>|   `-- history.js       /</w:t>
+        <w:t xml:space="preserve">|-- </w:t>
       </w:r>
       <w:proofErr w:type="spellStart"/>
       <w:r>
@@ -1059,7 +1046,7 @@
           <w:color w:val="0F172A"/>
           <w:sz w:val="18"/>
         </w:rPr>
-        <w:t>api</w:t>
+        <w:t>routes</w:t>
       </w:r>
       <w:proofErr w:type="spellEnd"/>
       <w:r>
@@ -1070,70 +1057,6 @@
         </w:rPr>
         <w:t>/</w:t>
       </w:r>
-      <w:proofErr w:type="spellStart"/>
-      <w:r>
-        <w:rPr>
-          <w:rFonts w:ascii="Consolas" w:hAnsi="Consolas"/>
-          <w:color w:val="0F172A"/>
-          <w:sz w:val="18"/>
-        </w:rPr>
-        <w:t>history</w:t>
-      </w:r>
-      <w:proofErr w:type="spellEnd"/>
-      <w:r>
-        <w:rPr>
-          <w:rFonts w:ascii="Consolas" w:hAnsi="Consolas"/>
-          <w:color w:val="0F172A"/>
-          <w:sz w:val="18"/>
-        </w:rPr>
-        <w:t xml:space="preserve"> + /</w:t>
-      </w:r>
-      <w:proofErr w:type="spellStart"/>
-      <w:r>
-        <w:rPr>
-          <w:rFonts w:ascii="Consolas" w:hAnsi="Consolas"/>
-          <w:color w:val="0F172A"/>
-          <w:sz w:val="18"/>
-        </w:rPr>
-        <w:t>api</w:t>
-      </w:r>
-      <w:proofErr w:type="spellEnd"/>
-      <w:r>
-        <w:rPr>
-          <w:rFonts w:ascii="Consolas" w:hAnsi="Consolas"/>
-          <w:color w:val="0F172A"/>
-          <w:sz w:val="18"/>
-        </w:rPr>
-        <w:t>/</w:t>
-      </w:r>
-      <w:proofErr w:type="spellStart"/>
-      <w:r>
-        <w:rPr>
-          <w:rFonts w:ascii="Consolas" w:hAnsi="Consolas"/>
-          <w:color w:val="0F172A"/>
-          <w:sz w:val="18"/>
-        </w:rPr>
-        <w:t>history</w:t>
-      </w:r>
-      <w:proofErr w:type="spellEnd"/>
-      <w:r>
-        <w:rPr>
-          <w:rFonts w:ascii="Consolas" w:hAnsi="Consolas"/>
-          <w:color w:val="0F172A"/>
-          <w:sz w:val="18"/>
-        </w:rPr>
-        <w:t>/</w:t>
-      </w:r>
-      <w:proofErr w:type="spellStart"/>
-      <w:r>
-        <w:rPr>
-          <w:rFonts w:ascii="Consolas" w:hAnsi="Consolas"/>
-          <w:color w:val="0F172A"/>
-          <w:sz w:val="18"/>
-        </w:rPr>
-        <w:t>recommendations</w:t>
-      </w:r>
-      <w:proofErr w:type="spellEnd"/>
     </w:p>
     <w:p>
       <w:pPr>
@@ -1149,8 +1072,54 @@
           <w:color w:val="0F172A"/>
           <w:sz w:val="18"/>
         </w:rPr>
-        <w:t>|</w:t>
-      </w:r>
+        <w:t>|   |-- auth.js          /</w:t>
+      </w:r>
+      <w:proofErr w:type="spellStart"/>
+      <w:r>
+        <w:rPr>
+          <w:rFonts w:ascii="Consolas" w:hAnsi="Consolas"/>
+          <w:color w:val="0F172A"/>
+          <w:sz w:val="18"/>
+        </w:rPr>
+        <w:t>api</w:t>
+      </w:r>
+      <w:proofErr w:type="spellEnd"/>
+      <w:r>
+        <w:rPr>
+          <w:rFonts w:ascii="Consolas" w:hAnsi="Consolas"/>
+          <w:color w:val="0F172A"/>
+          <w:sz w:val="18"/>
+        </w:rPr>
+        <w:t>/</w:t>
+      </w:r>
+      <w:proofErr w:type="spellStart"/>
+      <w:r>
+        <w:rPr>
+          <w:rFonts w:ascii="Consolas" w:hAnsi="Consolas"/>
+          <w:color w:val="0F172A"/>
+          <w:sz w:val="18"/>
+        </w:rPr>
+        <w:t>auth</w:t>
+      </w:r>
+      <w:proofErr w:type="spellEnd"/>
+      <w:r>
+        <w:rPr>
+          <w:rFonts w:ascii="Consolas" w:hAnsi="Consolas"/>
+          <w:color w:val="0F172A"/>
+          <w:sz w:val="18"/>
+        </w:rPr>
+        <w:t>/</w:t>
+      </w:r>
+      <w:proofErr w:type="spellStart"/>
+      <w:r>
+        <w:rPr>
+          <w:rFonts w:ascii="Consolas" w:hAnsi="Consolas"/>
+          <w:color w:val="0F172A"/>
+          <w:sz w:val="18"/>
+        </w:rPr>
+        <w:t>me|login|logout|register|profile</w:t>
+      </w:r>
+      <w:proofErr w:type="spellEnd"/>
     </w:p>
     <w:p>
       <w:pPr>
@@ -1166,7 +1135,7 @@
           <w:color w:val="0F172A"/>
           <w:sz w:val="18"/>
         </w:rPr>
-        <w:t xml:space="preserve">|-- </w:t>
+        <w:t>|   |-- users.js         CRUD /</w:t>
       </w:r>
       <w:proofErr w:type="spellStart"/>
       <w:r>
@@ -1175,7 +1144,7 @@
           <w:color w:val="0F172A"/>
           <w:sz w:val="18"/>
         </w:rPr>
-        <w:t>js</w:t>
+        <w:t>api</w:t>
       </w:r>
       <w:proofErr w:type="spellEnd"/>
       <w:r>
@@ -1186,6 +1155,16 @@
         </w:rPr>
         <w:t>/</w:t>
       </w:r>
+      <w:proofErr w:type="spellStart"/>
+      <w:r>
+        <w:rPr>
+          <w:rFonts w:ascii="Consolas" w:hAnsi="Consolas"/>
+          <w:color w:val="0F172A"/>
+          <w:sz w:val="18"/>
+        </w:rPr>
+        <w:t>users</w:t>
+      </w:r>
+      <w:proofErr w:type="spellEnd"/>
     </w:p>
     <w:p>
       <w:pPr>
@@ -1201,7 +1180,7 @@
           <w:color w:val="0F172A"/>
           <w:sz w:val="18"/>
         </w:rPr>
-        <w:t xml:space="preserve">|   |-- </w:t>
+        <w:t>|   |-- profiles.js      CRUD /</w:t>
       </w:r>
       <w:proofErr w:type="spellStart"/>
       <w:r>
@@ -1210,7 +1189,7 @@
           <w:color w:val="0F172A"/>
           <w:sz w:val="18"/>
         </w:rPr>
-        <w:t>services</w:t>
+        <w:t>api</w:t>
       </w:r>
       <w:proofErr w:type="spellEnd"/>
       <w:r>
@@ -1219,7 +1198,7 @@
           <w:color w:val="0F172A"/>
           <w:sz w:val="18"/>
         </w:rPr>
-        <w:t xml:space="preserve">/apiService.js   </w:t>
+        <w:t>/</w:t>
       </w:r>
       <w:proofErr w:type="spellStart"/>
       <w:r>
@@ -1228,107 +1207,9 @@
           <w:color w:val="0F172A"/>
           <w:sz w:val="18"/>
         </w:rPr>
-        <w:t>Wrapper</w:t>
+        <w:t>profiles</w:t>
       </w:r>
       <w:proofErr w:type="spellEnd"/>
-      <w:r>
-        <w:rPr>
-          <w:rFonts w:ascii="Consolas" w:hAnsi="Consolas"/>
-          <w:color w:val="0F172A"/>
-          <w:sz w:val="18"/>
-        </w:rPr>
-        <w:t xml:space="preserve"> </w:t>
-      </w:r>
-      <w:proofErr w:type="spellStart"/>
-      <w:r>
-        <w:rPr>
-          <w:rFonts w:ascii="Consolas" w:hAnsi="Consolas"/>
-          <w:color w:val="0F172A"/>
-          <w:sz w:val="18"/>
-        </w:rPr>
-        <w:t>fetch</w:t>
-      </w:r>
-      <w:proofErr w:type="spellEnd"/>
-      <w:r>
-        <w:rPr>
-          <w:rFonts w:ascii="Consolas" w:hAnsi="Consolas"/>
-          <w:color w:val="0F172A"/>
-          <w:sz w:val="18"/>
-        </w:rPr>
-        <w:t xml:space="preserve"> (</w:t>
-      </w:r>
-      <w:proofErr w:type="spellStart"/>
-      <w:r>
-        <w:rPr>
-          <w:rFonts w:ascii="Consolas" w:hAnsi="Consolas"/>
-          <w:color w:val="0F172A"/>
-          <w:sz w:val="18"/>
-        </w:rPr>
-        <w:t>api.get</w:t>
-      </w:r>
-      <w:proofErr w:type="spellEnd"/>
-      <w:r>
-        <w:rPr>
-          <w:rFonts w:ascii="Consolas" w:hAnsi="Consolas"/>
-          <w:color w:val="0F172A"/>
-          <w:sz w:val="18"/>
-        </w:rPr>
-        <w:t>/</w:t>
-      </w:r>
-      <w:proofErr w:type="spellStart"/>
-      <w:r>
-        <w:rPr>
-          <w:rFonts w:ascii="Consolas" w:hAnsi="Consolas"/>
-          <w:color w:val="0F172A"/>
-          <w:sz w:val="18"/>
-        </w:rPr>
-        <w:t>post</w:t>
-      </w:r>
-      <w:proofErr w:type="spellEnd"/>
-      <w:r>
-        <w:rPr>
-          <w:rFonts w:ascii="Consolas" w:hAnsi="Consolas"/>
-          <w:color w:val="0F172A"/>
-          <w:sz w:val="18"/>
-        </w:rPr>
-        <w:t>/</w:t>
-      </w:r>
-      <w:proofErr w:type="spellStart"/>
-      <w:r>
-        <w:rPr>
-          <w:rFonts w:ascii="Consolas" w:hAnsi="Consolas"/>
-          <w:color w:val="0F172A"/>
-          <w:sz w:val="18"/>
-        </w:rPr>
-        <w:t>put</w:t>
-      </w:r>
-      <w:proofErr w:type="spellEnd"/>
-      <w:r>
-        <w:rPr>
-          <w:rFonts w:ascii="Consolas" w:hAnsi="Consolas"/>
-          <w:color w:val="0F172A"/>
-          <w:sz w:val="18"/>
-        </w:rPr>
-        <w:t>/</w:t>
-      </w:r>
-      <w:proofErr w:type="spellStart"/>
-      <w:r>
-        <w:rPr>
-          <w:rFonts w:ascii="Consolas" w:hAnsi="Consolas"/>
-          <w:color w:val="0F172A"/>
-          <w:sz w:val="18"/>
-        </w:rPr>
-        <w:t>del</w:t>
-      </w:r>
-      <w:proofErr w:type="spellEnd"/>
-      <w:r>
-        <w:rPr>
-          <w:rFonts w:ascii="Consolas" w:hAnsi="Consolas"/>
-          <w:color w:val="0F172A"/>
-          <w:sz w:val="18"/>
-        </w:rPr>
-        <w:t>)</w:t>
-      </w:r>
     </w:p>
     <w:p>
       <w:pPr>
@@ -1344,7 +1225,7 @@
           <w:color w:val="0F172A"/>
           <w:sz w:val="18"/>
         </w:rPr>
-        <w:t xml:space="preserve">|   |-- </w:t>
+        <w:t>|   |-- categories.js    CRUD /</w:t>
       </w:r>
       <w:proofErr w:type="spellStart"/>
       <w:r>
@@ -1353,7 +1234,7 @@
           <w:color w:val="0F172A"/>
           <w:sz w:val="18"/>
         </w:rPr>
-        <w:t>pages</w:t>
+        <w:t>api</w:t>
       </w:r>
       <w:proofErr w:type="spellEnd"/>
       <w:r>
@@ -1362,8 +1243,18 @@
           <w:color w:val="0F172A"/>
           <w:sz w:val="18"/>
         </w:rPr>
-        <w:t>/           Uma página JS por HTML</w:t>
-      </w:r>
+        <w:t>/</w:t>
+      </w:r>
+      <w:proofErr w:type="spellStart"/>
+      <w:r>
+        <w:rPr>
+          <w:rFonts w:ascii="Consolas" w:hAnsi="Consolas"/>
+          <w:color w:val="0F172A"/>
+          <w:sz w:val="18"/>
+        </w:rPr>
+        <w:t>categories</w:t>
+      </w:r>
+      <w:proofErr w:type="spellEnd"/>
     </w:p>
     <w:p>
       <w:pPr>
@@ -1379,7 +1270,7 @@
           <w:color w:val="0F172A"/>
           <w:sz w:val="18"/>
         </w:rPr>
-        <w:t xml:space="preserve">|   |-- </w:t>
+        <w:t>|   |-- contents.js      CRUD /</w:t>
       </w:r>
       <w:proofErr w:type="spellStart"/>
       <w:r>
@@ -1388,7 +1279,7 @@
           <w:color w:val="0F172A"/>
           <w:sz w:val="18"/>
         </w:rPr>
-        <w:t>models</w:t>
+        <w:t>api</w:t>
       </w:r>
       <w:proofErr w:type="spellEnd"/>
       <w:r>
@@ -1397,7 +1288,7 @@
           <w:color w:val="0F172A"/>
           <w:sz w:val="18"/>
         </w:rPr>
-        <w:t>/          Classes de domínio (</w:t>
+        <w:t>/</w:t>
       </w:r>
       <w:proofErr w:type="spellStart"/>
       <w:r>
@@ -1406,35 +1297,9 @@
           <w:color w:val="0F172A"/>
           <w:sz w:val="18"/>
         </w:rPr>
-        <w:t>Content</w:t>
+        <w:t>contents</w:t>
       </w:r>
       <w:proofErr w:type="spellEnd"/>
-      <w:r>
-        <w:rPr>
-          <w:rFonts w:ascii="Consolas" w:hAnsi="Consolas"/>
-          <w:color w:val="0F172A"/>
-          <w:sz w:val="18"/>
-        </w:rPr>
-        <w:t xml:space="preserve">, </w:t>
-      </w:r>
-      <w:proofErr w:type="spellStart"/>
-      <w:r>
-        <w:rPr>
-          <w:rFonts w:ascii="Consolas" w:hAnsi="Consolas"/>
-          <w:color w:val="0F172A"/>
-          <w:sz w:val="18"/>
-        </w:rPr>
-        <w:t>Category</w:t>
-      </w:r>
-      <w:proofErr w:type="spellEnd"/>
-      <w:r>
-        <w:rPr>
-          <w:rFonts w:ascii="Consolas" w:hAnsi="Consolas"/>
-          <w:color w:val="0F172A"/>
-          <w:sz w:val="18"/>
-        </w:rPr>
-        <w:t>, …)</w:t>
-      </w:r>
     </w:p>
     <w:p>
       <w:pPr>
@@ -1450,8 +1315,36 @@
           <w:color w:val="0F172A"/>
           <w:sz w:val="18"/>
         </w:rPr>
-        <w:t>|   `-- ui/              dom.js (el, clear) · hamburger.js</w:t>
-      </w:r>
+        <w:t>|   |-- favorites.js     /</w:t>
+      </w:r>
+      <w:proofErr w:type="spellStart"/>
+      <w:r>
+        <w:rPr>
+          <w:rFonts w:ascii="Consolas" w:hAnsi="Consolas"/>
+          <w:color w:val="0F172A"/>
+          <w:sz w:val="18"/>
+        </w:rPr>
+        <w:t>api</w:t>
+      </w:r>
+      <w:proofErr w:type="spellEnd"/>
+      <w:r>
+        <w:rPr>
+          <w:rFonts w:ascii="Consolas" w:hAnsi="Consolas"/>
+          <w:color w:val="0F172A"/>
+          <w:sz w:val="18"/>
+        </w:rPr>
+        <w:t>/</w:t>
+      </w:r>
+      <w:proofErr w:type="spellStart"/>
+      <w:r>
+        <w:rPr>
+          <w:rFonts w:ascii="Consolas" w:hAnsi="Consolas"/>
+          <w:color w:val="0F172A"/>
+          <w:sz w:val="18"/>
+        </w:rPr>
+        <w:t>favorites</w:t>
+      </w:r>
+      <w:proofErr w:type="spellEnd"/>
     </w:p>
     <w:p>
       <w:pPr>
@@ -1467,8 +1360,90 @@
           <w:color w:val="0F172A"/>
           <w:sz w:val="18"/>
         </w:rPr>
-        <w:t>|</w:t>
-      </w:r>
+        <w:t>|   `-- history.js       /</w:t>
+      </w:r>
+      <w:proofErr w:type="spellStart"/>
+      <w:r>
+        <w:rPr>
+          <w:rFonts w:ascii="Consolas" w:hAnsi="Consolas"/>
+          <w:color w:val="0F172A"/>
+          <w:sz w:val="18"/>
+        </w:rPr>
+        <w:t>api</w:t>
+      </w:r>
+      <w:proofErr w:type="spellEnd"/>
+      <w:r>
+        <w:rPr>
+          <w:rFonts w:ascii="Consolas" w:hAnsi="Consolas"/>
+          <w:color w:val="0F172A"/>
+          <w:sz w:val="18"/>
+        </w:rPr>
+        <w:t>/</w:t>
+      </w:r>
+      <w:proofErr w:type="spellStart"/>
+      <w:r>
+        <w:rPr>
+          <w:rFonts w:ascii="Consolas" w:hAnsi="Consolas"/>
+          <w:color w:val="0F172A"/>
+          <w:sz w:val="18"/>
+        </w:rPr>
+        <w:t>history</w:t>
+      </w:r>
+      <w:proofErr w:type="spellEnd"/>
+      <w:r>
+        <w:rPr>
+          <w:rFonts w:ascii="Consolas" w:hAnsi="Consolas"/>
+          <w:color w:val="0F172A"/>
+          <w:sz w:val="18"/>
+        </w:rPr>
+        <w:t xml:space="preserve"> + /</w:t>
+      </w:r>
+      <w:proofErr w:type="spellStart"/>
+      <w:r>
+        <w:rPr>
+          <w:rFonts w:ascii="Consolas" w:hAnsi="Consolas"/>
+          <w:color w:val="0F172A"/>
+          <w:sz w:val="18"/>
+        </w:rPr>
+        <w:t>api</w:t>
+      </w:r>
+      <w:proofErr w:type="spellEnd"/>
+      <w:r>
+        <w:rPr>
+          <w:rFonts w:ascii="Consolas" w:hAnsi="Consolas"/>
+          <w:color w:val="0F172A"/>
+          <w:sz w:val="18"/>
+        </w:rPr>
+        <w:t>/</w:t>
+      </w:r>
+      <w:proofErr w:type="spellStart"/>
+      <w:r>
+        <w:rPr>
+          <w:rFonts w:ascii="Consolas" w:hAnsi="Consolas"/>
+          <w:color w:val="0F172A"/>
+          <w:sz w:val="18"/>
+        </w:rPr>
+        <w:t>history</w:t>
+      </w:r>
+      <w:proofErr w:type="spellEnd"/>
+      <w:r>
+        <w:rPr>
+          <w:rFonts w:ascii="Consolas" w:hAnsi="Consolas"/>
+          <w:color w:val="0F172A"/>
+          <w:sz w:val="18"/>
+        </w:rPr>
+        <w:t>/</w:t>
+      </w:r>
+      <w:proofErr w:type="spellStart"/>
+      <w:r>
+        <w:rPr>
+          <w:rFonts w:ascii="Consolas" w:hAnsi="Consolas"/>
+          <w:color w:val="0F172A"/>
+          <w:sz w:val="18"/>
+        </w:rPr>
+        <w:t>recommendations</w:t>
+      </w:r>
+      <w:proofErr w:type="spellEnd"/>
     </w:p>
     <w:p>
       <w:pPr>
@@ -1484,25 +1459,7 @@
           <w:color w:val="0F172A"/>
           <w:sz w:val="18"/>
         </w:rPr>
-        <w:t xml:space="preserve">|-- </w:t>
-      </w:r>
-      <w:proofErr w:type="spellStart"/>
-      <w:r>
-        <w:rPr>
-          <w:rFonts w:ascii="Consolas" w:hAnsi="Consolas"/>
-          <w:color w:val="0F172A"/>
-          <w:sz w:val="18"/>
-        </w:rPr>
-        <w:t>css</w:t>
-      </w:r>
-      <w:proofErr w:type="spellEnd"/>
-      <w:r>
-        <w:rPr>
-          <w:rFonts w:ascii="Consolas" w:hAnsi="Consolas"/>
-          <w:color w:val="0F172A"/>
-          <w:sz w:val="18"/>
-        </w:rPr>
-        <w:t>/</w:t>
+        <w:t>|</w:t>
       </w:r>
     </w:p>
     <w:p>
@@ -1519,7 +1476,25 @@
           <w:color w:val="0F172A"/>
           <w:sz w:val="18"/>
         </w:rPr>
-        <w:t>|   |-- styles.css       Ponto de entrada (apenas @import)</w:t>
+        <w:t xml:space="preserve">|-- </w:t>
+      </w:r>
+      <w:proofErr w:type="spellStart"/>
+      <w:r>
+        <w:rPr>
+          <w:rFonts w:ascii="Consolas" w:hAnsi="Consolas"/>
+          <w:color w:val="0F172A"/>
+          <w:sz w:val="18"/>
+        </w:rPr>
+        <w:t>js</w:t>
+      </w:r>
+      <w:proofErr w:type="spellEnd"/>
+      <w:r>
+        <w:rPr>
+          <w:rFonts w:ascii="Consolas" w:hAnsi="Consolas"/>
+          <w:color w:val="0F172A"/>
+          <w:sz w:val="18"/>
+        </w:rPr>
+        <w:t>/</w:t>
       </w:r>
     </w:p>
     <w:p>
@@ -1529,14 +1504,56 @@
         </w:pBdr>
         <w:shd w:val="clear" w:color="auto" w:fill="F1F5F9"/>
         <w:spacing w:after="0"/>
+        <w:rPr>
+          <w:lang w:val="en-GB"/>
+        </w:rPr>
       </w:pPr>
       <w:r>
         <w:rPr>
           <w:rFonts w:ascii="Consolas" w:hAnsi="Consolas"/>
           <w:color w:val="0F172A"/>
           <w:sz w:val="18"/>
-        </w:rPr>
-        <w:t>|   |-- variables.css    Variáveis CSS (cores, fontes, espaçamentos)</w:t>
+          <w:lang w:val="en-GB"/>
+        </w:rPr>
+        <w:t>|   |-- services/</w:t>
+      </w:r>
+      <w:r>
+        <w:rPr>
+          <w:rFonts w:ascii="Consolas" w:hAnsi="Consolas"/>
+          <w:color w:val="0F172A"/>
+          <w:sz w:val="18"/>
+          <w:lang w:val="en-GB"/>
+        </w:rPr>
+        <w:t xml:space="preserve">        </w:t>
+      </w:r>
+      <w:r>
+        <w:rPr>
+          <w:rFonts w:ascii="Consolas" w:hAnsi="Consolas"/>
+          <w:color w:val="0F172A"/>
+          <w:sz w:val="18"/>
+          <w:lang w:val="en-GB"/>
+        </w:rPr>
+        <w:t>Wrapper fetch (</w:t>
+      </w:r>
+      <w:proofErr w:type="spellStart"/>
+      <w:r>
+        <w:rPr>
+          <w:rFonts w:ascii="Consolas" w:hAnsi="Consolas"/>
+          <w:color w:val="0F172A"/>
+          <w:sz w:val="18"/>
+          <w:lang w:val="en-GB"/>
+        </w:rPr>
+        <w:t>api.get</w:t>
+      </w:r>
+      <w:proofErr w:type="spellEnd"/>
+      <w:r>
+        <w:rPr>
+          <w:rFonts w:ascii="Consolas" w:hAnsi="Consolas"/>
+          <w:color w:val="0F172A"/>
+          <w:sz w:val="18"/>
+          <w:lang w:val="en-GB"/>
+        </w:rPr>
+        <w:t>/post/put/del)</w:t>
       </w:r>
     </w:p>
     <w:p>
@@ -1553,7 +1570,7 @@
           <w:color w:val="0F172A"/>
           <w:sz w:val="18"/>
         </w:rPr>
-        <w:t xml:space="preserve">|   |-- base.css         </w:t>
+        <w:t xml:space="preserve">|   |-- </w:t>
       </w:r>
       <w:proofErr w:type="spellStart"/>
       <w:r>
@@ -1562,7 +1579,7 @@
           <w:color w:val="0F172A"/>
           <w:sz w:val="18"/>
         </w:rPr>
-        <w:t>Reset</w:t>
+        <w:t>pages</w:t>
       </w:r>
       <w:proofErr w:type="spellEnd"/>
       <w:r>
@@ -1571,7 +1588,7 @@
           <w:color w:val="0F172A"/>
           <w:sz w:val="18"/>
         </w:rPr>
-        <w:t xml:space="preserve"> e estilos base</w:t>
+        <w:t>/           Uma página JS por HTML</w:t>
       </w:r>
     </w:p>
     <w:p>
@@ -1588,7 +1605,61 @@
           <w:color w:val="0F172A"/>
           <w:sz w:val="18"/>
         </w:rPr>
-        <w:t>|   |-- navbar.css       Barra de navegação</w:t>
+        <w:t xml:space="preserve">|   |-- </w:t>
+      </w:r>
+      <w:proofErr w:type="spellStart"/>
+      <w:r>
+        <w:rPr>
+          <w:rFonts w:ascii="Consolas" w:hAnsi="Consolas"/>
+          <w:color w:val="0F172A"/>
+          <w:sz w:val="18"/>
+        </w:rPr>
+        <w:t>models</w:t>
+      </w:r>
+      <w:proofErr w:type="spellEnd"/>
+      <w:r>
+        <w:rPr>
+          <w:rFonts w:ascii="Consolas" w:hAnsi="Consolas"/>
+          <w:color w:val="0F172A"/>
+          <w:sz w:val="18"/>
+        </w:rPr>
+        <w:t>/          Classes de domínio (</w:t>
+      </w:r>
+      <w:proofErr w:type="spellStart"/>
+      <w:r>
+        <w:rPr>
+          <w:rFonts w:ascii="Consolas" w:hAnsi="Consolas"/>
+          <w:color w:val="0F172A"/>
+          <w:sz w:val="18"/>
+        </w:rPr>
+        <w:t>Content</w:t>
+      </w:r>
+      <w:proofErr w:type="spellEnd"/>
+      <w:r>
+        <w:rPr>
+          <w:rFonts w:ascii="Consolas" w:hAnsi="Consolas"/>
+          <w:color w:val="0F172A"/>
+          <w:sz w:val="18"/>
+        </w:rPr>
+        <w:t xml:space="preserve">, </w:t>
+      </w:r>
+      <w:proofErr w:type="spellStart"/>
+      <w:r>
+        <w:rPr>
+          <w:rFonts w:ascii="Consolas" w:hAnsi="Consolas"/>
+          <w:color w:val="0F172A"/>
+          <w:sz w:val="18"/>
+        </w:rPr>
+        <w:t>Category</w:t>
+      </w:r>
+      <w:proofErr w:type="spellEnd"/>
+      <w:r>
+        <w:rPr>
+          <w:rFonts w:ascii="Consolas" w:hAnsi="Consolas"/>
+          <w:color w:val="0F172A"/>
+          <w:sz w:val="18"/>
+        </w:rPr>
+        <w:t>, …)</w:t>
       </w:r>
     </w:p>
     <w:p>
@@ -1605,7 +1676,7 @@
           <w:color w:val="0F172A"/>
           <w:sz w:val="18"/>
         </w:rPr>
-        <w:t>|   |-- buttons.css      Botões e variantes</w:t>
+        <w:t>|   `-- ui/              dom.js (el, clear) · hamburger.js</w:t>
       </w:r>
     </w:p>
     <w:p>
@@ -1622,25 +1693,7 @@
           <w:color w:val="0F172A"/>
           <w:sz w:val="18"/>
         </w:rPr>
-        <w:t xml:space="preserve">|   |-- forms.css        Inputs, </w:t>
-      </w:r>
-      <w:proofErr w:type="spellStart"/>
-      <w:r>
-        <w:rPr>
-          <w:rFonts w:ascii="Consolas" w:hAnsi="Consolas"/>
-          <w:color w:val="0F172A"/>
-          <w:sz w:val="18"/>
-        </w:rPr>
-        <w:t>labels</w:t>
-      </w:r>
-      <w:proofErr w:type="spellEnd"/>
-      <w:r>
-        <w:rPr>
-          <w:rFonts w:ascii="Consolas" w:hAnsi="Consolas"/>
-          <w:color w:val="0F172A"/>
-          <w:sz w:val="18"/>
-        </w:rPr>
-        <w:t>, formulários</w:t>
+        <w:t>|</w:t>
       </w:r>
     </w:p>
     <w:p>
@@ -1657,7 +1710,7 @@
           <w:color w:val="0F172A"/>
           <w:sz w:val="18"/>
         </w:rPr>
-        <w:t xml:space="preserve">|   |-- layout.css       </w:t>
+        <w:t xml:space="preserve">|-- </w:t>
       </w:r>
       <w:proofErr w:type="spellStart"/>
       <w:r>
@@ -1666,7 +1719,7 @@
           <w:color w:val="0F172A"/>
           <w:sz w:val="18"/>
         </w:rPr>
-        <w:t>Grid</w:t>
+        <w:t>css</w:t>
       </w:r>
       <w:proofErr w:type="spellEnd"/>
       <w:r>
@@ -1675,25 +1728,7 @@
           <w:color w:val="0F172A"/>
           <w:sz w:val="18"/>
         </w:rPr>
-        <w:t xml:space="preserve">, container, </w:t>
-      </w:r>
-      <w:proofErr w:type="spellStart"/>
-      <w:r>
-        <w:rPr>
-          <w:rFonts w:ascii="Consolas" w:hAnsi="Consolas"/>
-          <w:color w:val="0F172A"/>
-          <w:sz w:val="18"/>
-        </w:rPr>
-        <w:t>hero</w:t>
-      </w:r>
-      <w:proofErr w:type="spellEnd"/>
-      <w:r>
-        <w:rPr>
-          <w:rFonts w:ascii="Consolas" w:hAnsi="Consolas"/>
-          <w:color w:val="0F172A"/>
-          <w:sz w:val="18"/>
-        </w:rPr>
-        <w:t>, secções</w:t>
+        <w:t>/</w:t>
       </w:r>
     </w:p>
     <w:p>
@@ -1710,25 +1745,7 @@
           <w:color w:val="0F172A"/>
           <w:sz w:val="18"/>
         </w:rPr>
-        <w:t xml:space="preserve">|   |-- poster.css       </w:t>
-      </w:r>
-      <w:proofErr w:type="spellStart"/>
-      <w:r>
-        <w:rPr>
-          <w:rFonts w:ascii="Consolas" w:hAnsi="Consolas"/>
-          <w:color w:val="0F172A"/>
-          <w:sz w:val="18"/>
-        </w:rPr>
-        <w:t>Cards</w:t>
-      </w:r>
-      <w:proofErr w:type="spellEnd"/>
-      <w:r>
-        <w:rPr>
-          <w:rFonts w:ascii="Consolas" w:hAnsi="Consolas"/>
-          <w:color w:val="0F172A"/>
-          <w:sz w:val="18"/>
-        </w:rPr>
-        <w:t>/posters de conteúdo</w:t>
+        <w:t>|   |-- styles.css       Ponto de entrada (apenas @import)</w:t>
       </w:r>
     </w:p>
     <w:p>
@@ -1745,7 +1762,7 @@
           <w:color w:val="0F172A"/>
           <w:sz w:val="18"/>
         </w:rPr>
-        <w:t>|   |-- profile.css      Cartões de perfil</w:t>
+        <w:t>|   |-- variables.css    Variáveis CSS (cores, fontes, espaçamentos)</w:t>
       </w:r>
     </w:p>
     <w:p>
@@ -1762,7 +1779,25 @@
           <w:color w:val="0F172A"/>
           <w:sz w:val="18"/>
         </w:rPr>
-        <w:t>|   |-- admin.css        Painel de administração</w:t>
+        <w:t xml:space="preserve">|   |-- base.css         </w:t>
+      </w:r>
+      <w:proofErr w:type="spellStart"/>
+      <w:r>
+        <w:rPr>
+          <w:rFonts w:ascii="Consolas" w:hAnsi="Consolas"/>
+          <w:color w:val="0F172A"/>
+          <w:sz w:val="18"/>
+        </w:rPr>
+        <w:t>Reset</w:t>
+      </w:r>
+      <w:proofErr w:type="spellEnd"/>
+      <w:r>
+        <w:rPr>
+          <w:rFonts w:ascii="Consolas" w:hAnsi="Consolas"/>
+          <w:color w:val="0F172A"/>
+          <w:sz w:val="18"/>
+        </w:rPr>
+        <w:t xml:space="preserve"> e estilos base</w:t>
       </w:r>
     </w:p>
     <w:p>
@@ -1779,7 +1814,7 @@
           <w:color w:val="0F172A"/>
           <w:sz w:val="18"/>
         </w:rPr>
-        <w:t>|   |-- detail.css       Página de detalhe de conteúdo</w:t>
+        <w:t>|   |-- navbar.css       Barra de navegação</w:t>
       </w:r>
     </w:p>
     <w:p>
@@ -1796,43 +1831,59 @@
           <w:color w:val="0F172A"/>
           <w:sz w:val="18"/>
         </w:rPr>
-        <w:t xml:space="preserve">`-- responsive.css       Media </w:t>
-      </w:r>
-      <w:proofErr w:type="spellStart"/>
+        <w:t>|   |-- buttons.css      Botões e variantes</w:t>
+      </w:r>
+    </w:p>
+    <w:p>
+      <w:pPr>
+        <w:pBdr>
+          <w:left w:val="single" w:sz="24" w:space="8" w:color="E51914"/>
+        </w:pBdr>
+        <w:shd w:val="clear" w:color="auto" w:fill="F1F5F9"/>
+        <w:spacing w:after="0"/>
+      </w:pPr>
       <w:r>
         <w:rPr>
           <w:rFonts w:ascii="Consolas" w:hAnsi="Consolas"/>
           <w:color w:val="0F172A"/>
           <w:sz w:val="18"/>
         </w:rPr>
-        <w:t>queries</w:t>
-      </w:r>
-      <w:proofErr w:type="spellEnd"/>
+        <w:t xml:space="preserve">|   |-- forms.css        Inputs, </w:t>
+      </w:r>
+      <w:proofErr w:type="spellStart"/>
       <w:r>
         <w:rPr>
           <w:rFonts w:ascii="Consolas" w:hAnsi="Consolas"/>
           <w:color w:val="0F172A"/>
           <w:sz w:val="18"/>
         </w:rPr>
-        <w:t xml:space="preserve"> (820 </w:t>
-      </w:r>
-      <w:proofErr w:type="spellStart"/>
+        <w:t>labels</w:t>
+      </w:r>
+      <w:proofErr w:type="spellEnd"/>
       <w:r>
         <w:rPr>
           <w:rFonts w:ascii="Consolas" w:hAnsi="Consolas"/>
           <w:color w:val="0F172A"/>
           <w:sz w:val="18"/>
         </w:rPr>
-        <w:t>px</w:t>
-      </w:r>
-      <w:proofErr w:type="spellEnd"/>
+        <w:t>, formulários</w:t>
+      </w:r>
+    </w:p>
+    <w:p>
+      <w:pPr>
+        <w:pBdr>
+          <w:left w:val="single" w:sz="24" w:space="8" w:color="E51914"/>
+        </w:pBdr>
+        <w:shd w:val="clear" w:color="auto" w:fill="F1F5F9"/>
+        <w:spacing w:after="0"/>
+      </w:pPr>
       <w:r>
         <w:rPr>
           <w:rFonts w:ascii="Consolas" w:hAnsi="Consolas"/>
           <w:color w:val="0F172A"/>
           <w:sz w:val="18"/>
         </w:rPr>
-        <w:t xml:space="preserve"> e 600 </w:t>
+        <w:t xml:space="preserve">|   |-- layout.css       </w:t>
       </w:r>
       <w:proofErr w:type="spellStart"/>
       <w:r>
@@ -1841,7 +1892,7 @@
           <w:color w:val="0F172A"/>
           <w:sz w:val="18"/>
         </w:rPr>
-        <w:t>px</w:t>
+        <w:t>Grid</w:t>
       </w:r>
       <w:proofErr w:type="spellEnd"/>
       <w:r>
@@ -1850,30 +1901,211 @@
           <w:color w:val="0F172A"/>
           <w:sz w:val="18"/>
         </w:rPr>
-        <w:t>)</w:t>
+        <w:t xml:space="preserve">, container, </w:t>
+      </w:r>
+      <w:proofErr w:type="spellStart"/>
+      <w:r>
+        <w:rPr>
+          <w:rFonts w:ascii="Consolas" w:hAnsi="Consolas"/>
+          <w:color w:val="0F172A"/>
+          <w:sz w:val="18"/>
+        </w:rPr>
+        <w:t>hero</w:t>
+      </w:r>
+      <w:proofErr w:type="spellEnd"/>
+      <w:r>
+        <w:rPr>
+          <w:rFonts w:ascii="Consolas" w:hAnsi="Consolas"/>
+          <w:color w:val="0F172A"/>
+          <w:sz w:val="18"/>
+        </w:rPr>
+        <w:t>, secções</w:t>
       </w:r>
     </w:p>
     <w:p>
       <w:pPr>
-        <w:spacing w:after="80"/>
-      </w:pPr>
+        <w:pBdr>
+          <w:left w:val="single" w:sz="24" w:space="8" w:color="E51914"/>
+        </w:pBdr>
+        <w:shd w:val="clear" w:color="auto" w:fill="F1F5F9"/>
+        <w:spacing w:after="0"/>
+      </w:pPr>
+      <w:r>
+        <w:rPr>
+          <w:rFonts w:ascii="Consolas" w:hAnsi="Consolas"/>
+          <w:color w:val="0F172A"/>
+          <w:sz w:val="18"/>
+        </w:rPr>
+        <w:t xml:space="preserve">|   |-- poster.css       </w:t>
+      </w:r>
+      <w:proofErr w:type="spellStart"/>
+      <w:r>
+        <w:rPr>
+          <w:rFonts w:ascii="Consolas" w:hAnsi="Consolas"/>
+          <w:color w:val="0F172A"/>
+          <w:sz w:val="18"/>
+        </w:rPr>
+        <w:t>Cards</w:t>
+      </w:r>
+      <w:proofErr w:type="spellEnd"/>
+      <w:r>
+        <w:rPr>
+          <w:rFonts w:ascii="Consolas" w:hAnsi="Consolas"/>
+          <w:color w:val="0F172A"/>
+          <w:sz w:val="18"/>
+        </w:rPr>
+        <w:t>/posters de conteúdo</w:t>
+      </w:r>
     </w:p>
     <w:p>
       <w:pPr>
-        <w:spacing w:before="160" w:after="80"/>
-      </w:pPr>
-      <w:r>
-        <w:rPr>
-          <w:rFonts w:ascii="Calibri" w:hAnsi="Calibri"/>
-          <w:b/>
-          <w:color w:val="334155"/>
-          <w:sz w:val="26"/>
-        </w:rPr>
-        <w:t>1.3 Fluxo de um pedido</w:t>
+        <w:pBdr>
+          <w:left w:val="single" w:sz="24" w:space="8" w:color="E51914"/>
+        </w:pBdr>
+        <w:shd w:val="clear" w:color="auto" w:fill="F1F5F9"/>
+        <w:spacing w:after="0"/>
+      </w:pPr>
+      <w:r>
+        <w:rPr>
+          <w:rFonts w:ascii="Consolas" w:hAnsi="Consolas"/>
+          <w:color w:val="0F172A"/>
+          <w:sz w:val="18"/>
+        </w:rPr>
+        <w:t>|   |-- profile.css      Cartões de perfil</w:t>
       </w:r>
     </w:p>
     <w:p>
       <w:pPr>
+        <w:pBdr>
+          <w:left w:val="single" w:sz="24" w:space="8" w:color="E51914"/>
+        </w:pBdr>
+        <w:shd w:val="clear" w:color="auto" w:fill="F1F5F9"/>
+        <w:spacing w:after="0"/>
+      </w:pPr>
+      <w:r>
+        <w:rPr>
+          <w:rFonts w:ascii="Consolas" w:hAnsi="Consolas"/>
+          <w:color w:val="0F172A"/>
+          <w:sz w:val="18"/>
+        </w:rPr>
+        <w:t>|   |-- admin.css        Painel de administração</w:t>
+      </w:r>
+    </w:p>
+    <w:p>
+      <w:pPr>
+        <w:pBdr>
+          <w:left w:val="single" w:sz="24" w:space="8" w:color="E51914"/>
+        </w:pBdr>
+        <w:shd w:val="clear" w:color="auto" w:fill="F1F5F9"/>
+        <w:spacing w:after="0"/>
+      </w:pPr>
+      <w:r>
+        <w:rPr>
+          <w:rFonts w:ascii="Consolas" w:hAnsi="Consolas"/>
+          <w:color w:val="0F172A"/>
+          <w:sz w:val="18"/>
+        </w:rPr>
+        <w:t>|   |-- detail.css       Página de detalhe de conteúdo</w:t>
+      </w:r>
+    </w:p>
+    <w:p>
+      <w:pPr>
+        <w:pBdr>
+          <w:left w:val="single" w:sz="24" w:space="8" w:color="E51914"/>
+        </w:pBdr>
+        <w:shd w:val="clear" w:color="auto" w:fill="F1F5F9"/>
+        <w:spacing w:after="0"/>
+      </w:pPr>
+      <w:r>
+        <w:rPr>
+          <w:rFonts w:ascii="Consolas" w:hAnsi="Consolas"/>
+          <w:color w:val="0F172A"/>
+          <w:sz w:val="18"/>
+        </w:rPr>
+        <w:t xml:space="preserve">`-- responsive.css       Media </w:t>
+      </w:r>
+      <w:proofErr w:type="spellStart"/>
+      <w:r>
+        <w:rPr>
+          <w:rFonts w:ascii="Consolas" w:hAnsi="Consolas"/>
+          <w:color w:val="0F172A"/>
+          <w:sz w:val="18"/>
+        </w:rPr>
+        <w:t>queries</w:t>
+      </w:r>
+      <w:proofErr w:type="spellEnd"/>
+      <w:r>
+        <w:rPr>
+          <w:rFonts w:ascii="Consolas" w:hAnsi="Consolas"/>
+          <w:color w:val="0F172A"/>
+          <w:sz w:val="18"/>
+        </w:rPr>
+        <w:t xml:space="preserve"> (820 </w:t>
+      </w:r>
+      <w:proofErr w:type="spellStart"/>
+      <w:r>
+        <w:rPr>
+          <w:rFonts w:ascii="Consolas" w:hAnsi="Consolas"/>
+          <w:color w:val="0F172A"/>
+          <w:sz w:val="18"/>
+        </w:rPr>
+        <w:t>px</w:t>
+      </w:r>
+      <w:proofErr w:type="spellEnd"/>
+      <w:r>
+        <w:rPr>
+          <w:rFonts w:ascii="Consolas" w:hAnsi="Consolas"/>
+          <w:color w:val="0F172A"/>
+          <w:sz w:val="18"/>
+        </w:rPr>
+        <w:t xml:space="preserve"> e 600 </w:t>
+      </w:r>
+      <w:proofErr w:type="spellStart"/>
+      <w:r>
+        <w:rPr>
+          <w:rFonts w:ascii="Consolas" w:hAnsi="Consolas"/>
+          <w:color w:val="0F172A"/>
+          <w:sz w:val="18"/>
+        </w:rPr>
+        <w:t>px</w:t>
+      </w:r>
+      <w:proofErr w:type="spellEnd"/>
+      <w:r>
+        <w:rPr>
+          <w:rFonts w:ascii="Consolas" w:hAnsi="Consolas"/>
+          <w:color w:val="0F172A"/>
+          <w:sz w:val="18"/>
+        </w:rPr>
+        <w:t>)</w:t>
+      </w:r>
+    </w:p>
+    <w:p>
+      <w:pPr>
+        <w:spacing w:after="80"/>
+      </w:pPr>
+    </w:p>
+    <w:p>
+      <w:pPr>
+        <w:spacing w:after="80"/>
+      </w:pPr>
+    </w:p>
+    <w:p>
+      <w:pPr>
+        <w:spacing w:before="160" w:after="80"/>
+      </w:pPr>
+      <w:r>
+        <w:rPr>
+          <w:rFonts w:ascii="Calibri" w:hAnsi="Calibri"/>
+          <w:b/>
+          <w:color w:val="334155"/>
+          <w:sz w:val="26"/>
+        </w:rPr>
+        <w:lastRenderedPageBreak/>
+        <w:t>1.3 Fluxo de um pedido</w:t>
+      </w:r>
+    </w:p>
+    <w:p>
+      <w:pPr>
         <w:spacing w:after="40"/>
         <w:ind w:left="283"/>
       </w:pPr>
@@ -2139,7 +2371,6 @@
           <w:rFonts w:ascii="Calibri" w:hAnsi="Calibri"/>
           <w:color w:val="334155"/>
         </w:rPr>
-        <w:lastRenderedPageBreak/>
         <w:t xml:space="preserve">6.  A página usa </w:t>
       </w:r>
       <w:proofErr w:type="gramStart"/>
@@ -3107,16 +3338,27 @@
     <w:p>
       <w:pPr>
         <w:spacing w:before="160" w:after="80"/>
-      </w:pPr>
-      <w:r>
         <w:rPr>
           <w:rFonts w:ascii="Calibri" w:hAnsi="Calibri"/>
           <w:b/>
           <w:color w:val="334155"/>
           <w:sz w:val="26"/>
         </w:rPr>
+      </w:pPr>
+      <w:r>
+        <w:rPr>
+          <w:rFonts w:ascii="Calibri" w:hAnsi="Calibri"/>
+          <w:b/>
+          <w:color w:val="334155"/>
+          <w:sz w:val="26"/>
+        </w:rPr>
         <w:t>2.3 Rotas por entidade</w:t>
       </w:r>
+    </w:p>
+    <w:p>
+      <w:pPr>
+        <w:spacing w:before="160" w:after="80"/>
+      </w:pPr>
     </w:p>
     <w:p>
       <w:pPr>
@@ -3633,6 +3875,7 @@
       </w:tr>
     </w:tbl>
     <w:p/>
+    <w:p/>
     <w:p>
       <w:pPr>
         <w:spacing w:before="120" w:after="40"/>
@@ -3918,6 +4161,16 @@
     <w:p>
       <w:pPr>
         <w:spacing w:before="120" w:after="40"/>
+        <w:rPr>
+          <w:rFonts w:ascii="Calibri" w:hAnsi="Calibri"/>
+          <w:b/>
+          <w:color w:val="E50914"/>
+        </w:rPr>
+      </w:pPr>
+    </w:p>
+    <w:p>
+      <w:pPr>
+        <w:spacing w:before="120" w:after="40"/>
       </w:pPr>
       <w:r>
         <w:rPr>
@@ -4417,7 +4670,6 @@
         </w:tc>
       </w:tr>
     </w:tbl>
-    <w:p/>
     <w:p>
       <w:pPr>
         <w:spacing w:before="120" w:after="40"/>
@@ -4431,14 +4683,23 @@
     <w:p>
       <w:pPr>
         <w:spacing w:before="120" w:after="40"/>
-      </w:pPr>
-      <w:r>
         <w:rPr>
           <w:rFonts w:ascii="Calibri" w:hAnsi="Calibri"/>
           <w:b/>
           <w:color w:val="E50914"/>
         </w:rPr>
-        <w:lastRenderedPageBreak/>
+      </w:pPr>
+    </w:p>
+    <w:p>
+      <w:pPr>
+        <w:spacing w:before="120" w:after="40"/>
+      </w:pPr>
+      <w:r>
+        <w:rPr>
+          <w:rFonts w:ascii="Calibri" w:hAnsi="Calibri"/>
+          <w:b/>
+          <w:color w:val="E50914"/>
+        </w:rPr>
         <w:t>Categorias — /</w:t>
       </w:r>
       <w:proofErr w:type="spellStart"/>
@@ -4851,6 +5112,7 @@
       </w:tr>
     </w:tbl>
     <w:p/>
+    <w:p/>
     <w:p>
       <w:pPr>
         <w:spacing w:before="120" w:after="40"/>
@@ -5396,6 +5658,7 @@
       </w:tr>
     </w:tbl>
     <w:p/>
+    <w:p/>
     <w:p>
       <w:pPr>
         <w:spacing w:before="120" w:after="40"/>
@@ -5833,6 +6096,7 @@
       </w:tr>
     </w:tbl>
     <w:p/>
+    <w:p/>
     <w:p>
       <w:pPr>
         <w:spacing w:before="120" w:after="40"/>
@@ -6331,6 +6595,7 @@
       </w:tr>
     </w:tbl>
     <w:p/>
+    <w:p/>
     <w:p>
       <w:pPr>
         <w:pBdr>
@@ -6345,6 +6610,7 @@
           <w:color w:val="0F172A"/>
           <w:sz w:val="32"/>
         </w:rPr>
+        <w:lastRenderedPageBreak/>
         <w:t>3. Autenticação e Sessões</w:t>
       </w:r>
     </w:p>
@@ -6817,7 +7083,6 @@
           <w:b/>
           <w:color w:val="E50914"/>
         </w:rPr>
-        <w:lastRenderedPageBreak/>
         <w:t>Middleware</w:t>
       </w:r>
       <w:proofErr w:type="spellEnd"/>
@@ -7008,1679 +7273,50 @@
     </w:p>
     <w:p>
       <w:pPr>
-        <w:pBdr>
-          <w:left w:val="single" w:sz="24" w:space="8" w:color="E51914"/>
-        </w:pBdr>
-        <w:shd w:val="clear" w:color="auto" w:fill="F1F5F9"/>
-        <w:spacing w:before="80" w:after="0"/>
-      </w:pPr>
-      <w:proofErr w:type="spellStart"/>
+        <w:spacing w:after="80"/>
+      </w:pPr>
       <w:r>
         <w:rPr>
           <w:rFonts w:ascii="Consolas" w:hAnsi="Consolas"/>
           <w:color w:val="0F172A"/>
           <w:sz w:val="18"/>
         </w:rPr>
-        <w:t>const</w:t>
-      </w:r>
-      <w:proofErr w:type="spellEnd"/>
-      <w:r>
-        <w:rPr>
-          <w:rFonts w:ascii="Consolas" w:hAnsi="Consolas"/>
-          <w:color w:val="0F172A"/>
-          <w:sz w:val="18"/>
-        </w:rPr>
-        <w:t xml:space="preserve"> BASE = '/</w:t>
-      </w:r>
-      <w:proofErr w:type="spellStart"/>
-      <w:r>
-        <w:rPr>
-          <w:rFonts w:ascii="Consolas" w:hAnsi="Consolas"/>
-          <w:color w:val="0F172A"/>
-          <w:sz w:val="18"/>
-        </w:rPr>
-        <w:t>api</w:t>
-      </w:r>
-      <w:proofErr w:type="spellEnd"/>
-      <w:r>
-        <w:rPr>
-          <w:rFonts w:ascii="Consolas" w:hAnsi="Consolas"/>
-          <w:color w:val="0F172A"/>
-          <w:sz w:val="18"/>
-        </w:rPr>
-        <w:t>';</w:t>
-      </w:r>
-    </w:p>
-    <w:p>
-      <w:pPr>
-        <w:pBdr>
-          <w:left w:val="single" w:sz="24" w:space="8" w:color="E51914"/>
-        </w:pBdr>
-        <w:shd w:val="clear" w:color="auto" w:fill="F1F5F9"/>
-        <w:spacing w:after="0"/>
-      </w:pPr>
-    </w:p>
-    <w:p>
-      <w:pPr>
-        <w:pBdr>
-          <w:left w:val="single" w:sz="24" w:space="8" w:color="E51914"/>
-        </w:pBdr>
-        <w:shd w:val="clear" w:color="auto" w:fill="F1F5F9"/>
-        <w:spacing w:after="0"/>
-      </w:pPr>
-      <w:proofErr w:type="spellStart"/>
-      <w:r>
-        <w:rPr>
-          <w:rFonts w:ascii="Consolas" w:hAnsi="Consolas"/>
-          <w:color w:val="0F172A"/>
-          <w:sz w:val="18"/>
-        </w:rPr>
-        <w:t>async</w:t>
-      </w:r>
-      <w:proofErr w:type="spellEnd"/>
-      <w:r>
-        <w:rPr>
-          <w:rFonts w:ascii="Consolas" w:hAnsi="Consolas"/>
-          <w:color w:val="0F172A"/>
-          <w:sz w:val="18"/>
-        </w:rPr>
-        <w:t xml:space="preserve"> </w:t>
-      </w:r>
-      <w:proofErr w:type="spellStart"/>
-      <w:r>
-        <w:rPr>
-          <w:rFonts w:ascii="Consolas" w:hAnsi="Consolas"/>
-          <w:color w:val="0F172A"/>
-          <w:sz w:val="18"/>
-        </w:rPr>
-        <w:t>function</w:t>
-      </w:r>
-      <w:proofErr w:type="spellEnd"/>
-      <w:r>
-        <w:rPr>
-          <w:rFonts w:ascii="Consolas" w:hAnsi="Consolas"/>
-          <w:color w:val="0F172A"/>
-          <w:sz w:val="18"/>
-        </w:rPr>
-        <w:t xml:space="preserve"> </w:t>
-      </w:r>
-      <w:proofErr w:type="spellStart"/>
-      <w:proofErr w:type="gramStart"/>
-      <w:r>
-        <w:rPr>
-          <w:rFonts w:ascii="Consolas" w:hAnsi="Consolas"/>
-          <w:color w:val="0F172A"/>
-          <w:sz w:val="18"/>
-        </w:rPr>
-        <w:t>request</w:t>
-      </w:r>
-      <w:proofErr w:type="spellEnd"/>
-      <w:r>
-        <w:rPr>
-          <w:rFonts w:ascii="Consolas" w:hAnsi="Consolas"/>
-          <w:color w:val="0F172A"/>
-          <w:sz w:val="18"/>
-        </w:rPr>
-        <w:t>(</w:t>
-      </w:r>
-      <w:proofErr w:type="spellStart"/>
-      <w:proofErr w:type="gramEnd"/>
-      <w:r>
-        <w:rPr>
-          <w:rFonts w:ascii="Consolas" w:hAnsi="Consolas"/>
-          <w:color w:val="0F172A"/>
-          <w:sz w:val="18"/>
-        </w:rPr>
-        <w:t>method</w:t>
-      </w:r>
-      <w:proofErr w:type="spellEnd"/>
-      <w:r>
-        <w:rPr>
-          <w:rFonts w:ascii="Consolas" w:hAnsi="Consolas"/>
-          <w:color w:val="0F172A"/>
-          <w:sz w:val="18"/>
-        </w:rPr>
-        <w:t xml:space="preserve">, </w:t>
-      </w:r>
-      <w:proofErr w:type="spellStart"/>
-      <w:r>
-        <w:rPr>
-          <w:rFonts w:ascii="Consolas" w:hAnsi="Consolas"/>
-          <w:color w:val="0F172A"/>
-          <w:sz w:val="18"/>
-        </w:rPr>
-        <w:t>path</w:t>
-      </w:r>
-      <w:proofErr w:type="spellEnd"/>
-      <w:r>
-        <w:rPr>
-          <w:rFonts w:ascii="Consolas" w:hAnsi="Consolas"/>
-          <w:color w:val="0F172A"/>
-          <w:sz w:val="18"/>
-        </w:rPr>
-        <w:t xml:space="preserve">, body = </w:t>
-      </w:r>
-      <w:proofErr w:type="spellStart"/>
-      <w:r>
-        <w:rPr>
-          <w:rFonts w:ascii="Consolas" w:hAnsi="Consolas"/>
-          <w:color w:val="0F172A"/>
-          <w:sz w:val="18"/>
-        </w:rPr>
-        <w:t>null</w:t>
-      </w:r>
-      <w:proofErr w:type="spellEnd"/>
-      <w:r>
-        <w:rPr>
-          <w:rFonts w:ascii="Consolas" w:hAnsi="Consolas"/>
-          <w:color w:val="0F172A"/>
-          <w:sz w:val="18"/>
-        </w:rPr>
-        <w:t>) {</w:t>
-      </w:r>
-    </w:p>
-    <w:p>
-      <w:pPr>
-        <w:pBdr>
-          <w:left w:val="single" w:sz="24" w:space="8" w:color="E51914"/>
-        </w:pBdr>
-        <w:shd w:val="clear" w:color="auto" w:fill="F1F5F9"/>
-        <w:spacing w:after="0"/>
-      </w:pPr>
-      <w:r>
-        <w:rPr>
-          <w:rFonts w:ascii="Consolas" w:hAnsi="Consolas"/>
-          <w:color w:val="0F172A"/>
-          <w:sz w:val="18"/>
-        </w:rPr>
-        <w:t xml:space="preserve">  </w:t>
-      </w:r>
-      <w:proofErr w:type="spellStart"/>
-      <w:r>
-        <w:rPr>
-          <w:rFonts w:ascii="Consolas" w:hAnsi="Consolas"/>
-          <w:color w:val="0F172A"/>
-          <w:sz w:val="18"/>
-        </w:rPr>
-        <w:t>const</w:t>
-      </w:r>
-      <w:proofErr w:type="spellEnd"/>
-      <w:r>
-        <w:rPr>
-          <w:rFonts w:ascii="Consolas" w:hAnsi="Consolas"/>
-          <w:color w:val="0F172A"/>
-          <w:sz w:val="18"/>
-        </w:rPr>
-        <w:t xml:space="preserve"> </w:t>
-      </w:r>
-      <w:proofErr w:type="spellStart"/>
-      <w:r>
-        <w:rPr>
-          <w:rFonts w:ascii="Consolas" w:hAnsi="Consolas"/>
-          <w:color w:val="0F172A"/>
-          <w:sz w:val="18"/>
-        </w:rPr>
-        <w:t>options</w:t>
-      </w:r>
-      <w:proofErr w:type="spellEnd"/>
-      <w:r>
-        <w:rPr>
-          <w:rFonts w:ascii="Consolas" w:hAnsi="Consolas"/>
-          <w:color w:val="0F172A"/>
-          <w:sz w:val="18"/>
-        </w:rPr>
-        <w:t xml:space="preserve"> = </w:t>
-      </w:r>
-      <w:proofErr w:type="gramStart"/>
-      <w:r>
-        <w:rPr>
-          <w:rFonts w:ascii="Consolas" w:hAnsi="Consolas"/>
-          <w:color w:val="0F172A"/>
-          <w:sz w:val="18"/>
-        </w:rPr>
-        <w:t xml:space="preserve">{ </w:t>
-      </w:r>
-      <w:proofErr w:type="spellStart"/>
-      <w:r>
-        <w:rPr>
-          <w:rFonts w:ascii="Consolas" w:hAnsi="Consolas"/>
-          <w:color w:val="0F172A"/>
-          <w:sz w:val="18"/>
-        </w:rPr>
-        <w:t>method</w:t>
-      </w:r>
-      <w:proofErr w:type="spellEnd"/>
-      <w:proofErr w:type="gramEnd"/>
-      <w:r>
-        <w:rPr>
-          <w:rFonts w:ascii="Consolas" w:hAnsi="Consolas"/>
-          <w:color w:val="0F172A"/>
-          <w:sz w:val="18"/>
-        </w:rPr>
-        <w:t xml:space="preserve">, </w:t>
-      </w:r>
-      <w:proofErr w:type="spellStart"/>
-      <w:r>
-        <w:rPr>
-          <w:rFonts w:ascii="Consolas" w:hAnsi="Consolas"/>
-          <w:color w:val="0F172A"/>
-          <w:sz w:val="18"/>
-        </w:rPr>
-        <w:t>headers</w:t>
-      </w:r>
-      <w:proofErr w:type="spellEnd"/>
-      <w:r>
-        <w:rPr>
-          <w:rFonts w:ascii="Consolas" w:hAnsi="Consolas"/>
-          <w:color w:val="0F172A"/>
-          <w:sz w:val="18"/>
-        </w:rPr>
-        <w:t xml:space="preserve">: </w:t>
-      </w:r>
-      <w:proofErr w:type="gramStart"/>
-      <w:r>
-        <w:rPr>
-          <w:rFonts w:ascii="Consolas" w:hAnsi="Consolas"/>
-          <w:color w:val="0F172A"/>
-          <w:sz w:val="18"/>
-        </w:rPr>
-        <w:t>{ '</w:t>
-      </w:r>
-      <w:proofErr w:type="spellStart"/>
-      <w:proofErr w:type="gramEnd"/>
-      <w:r>
-        <w:rPr>
-          <w:rFonts w:ascii="Consolas" w:hAnsi="Consolas"/>
-          <w:color w:val="0F172A"/>
-          <w:sz w:val="18"/>
-        </w:rPr>
-        <w:t>Content-Type</w:t>
-      </w:r>
-      <w:proofErr w:type="spellEnd"/>
-      <w:r>
-        <w:rPr>
-          <w:rFonts w:ascii="Consolas" w:hAnsi="Consolas"/>
-          <w:color w:val="0F172A"/>
-          <w:sz w:val="18"/>
-        </w:rPr>
-        <w:t>': '</w:t>
-      </w:r>
-      <w:proofErr w:type="spellStart"/>
-      <w:r>
-        <w:rPr>
-          <w:rFonts w:ascii="Consolas" w:hAnsi="Consolas"/>
-          <w:color w:val="0F172A"/>
-          <w:sz w:val="18"/>
-        </w:rPr>
-        <w:t>application</w:t>
-      </w:r>
-      <w:proofErr w:type="spellEnd"/>
-      <w:r>
-        <w:rPr>
-          <w:rFonts w:ascii="Consolas" w:hAnsi="Consolas"/>
-          <w:color w:val="0F172A"/>
-          <w:sz w:val="18"/>
-        </w:rPr>
-        <w:t>/</w:t>
-      </w:r>
-      <w:proofErr w:type="spellStart"/>
-      <w:r>
-        <w:rPr>
-          <w:rFonts w:ascii="Consolas" w:hAnsi="Consolas"/>
-          <w:color w:val="0F172A"/>
-          <w:sz w:val="18"/>
-        </w:rPr>
-        <w:t>json</w:t>
-      </w:r>
-      <w:proofErr w:type="spellEnd"/>
-      <w:proofErr w:type="gramStart"/>
-      <w:r>
-        <w:rPr>
-          <w:rFonts w:ascii="Consolas" w:hAnsi="Consolas"/>
-          <w:color w:val="0F172A"/>
-          <w:sz w:val="18"/>
-        </w:rPr>
-        <w:t>' }</w:t>
-      </w:r>
-      <w:proofErr w:type="gramEnd"/>
-      <w:r>
-        <w:rPr>
-          <w:rFonts w:ascii="Consolas" w:hAnsi="Consolas"/>
-          <w:color w:val="0F172A"/>
-          <w:sz w:val="18"/>
-        </w:rPr>
-        <w:t>,</w:t>
-      </w:r>
-    </w:p>
-    <w:p>
-      <w:pPr>
-        <w:pBdr>
-          <w:left w:val="single" w:sz="24" w:space="8" w:color="E51914"/>
-        </w:pBdr>
-        <w:shd w:val="clear" w:color="auto" w:fill="F1F5F9"/>
-        <w:spacing w:after="0"/>
-      </w:pPr>
-      <w:r>
-        <w:rPr>
-          <w:rFonts w:ascii="Consolas" w:hAnsi="Consolas"/>
-          <w:color w:val="0F172A"/>
-          <w:sz w:val="18"/>
-        </w:rPr>
-        <w:t xml:space="preserve">                    </w:t>
-      </w:r>
-      <w:proofErr w:type="spellStart"/>
-      <w:r>
-        <w:rPr>
-          <w:rFonts w:ascii="Consolas" w:hAnsi="Consolas"/>
-          <w:color w:val="0F172A"/>
-          <w:sz w:val="18"/>
-        </w:rPr>
-        <w:t>credentials</w:t>
-      </w:r>
-      <w:proofErr w:type="spellEnd"/>
-      <w:r>
-        <w:rPr>
-          <w:rFonts w:ascii="Consolas" w:hAnsi="Consolas"/>
-          <w:color w:val="0F172A"/>
-          <w:sz w:val="18"/>
-        </w:rPr>
-        <w:t>: '</w:t>
-      </w:r>
-      <w:proofErr w:type="spellStart"/>
-      <w:r>
-        <w:rPr>
-          <w:rFonts w:ascii="Consolas" w:hAnsi="Consolas"/>
-          <w:color w:val="0F172A"/>
-          <w:sz w:val="18"/>
-        </w:rPr>
-        <w:t>same-origin</w:t>
-      </w:r>
-      <w:proofErr w:type="spellEnd"/>
-      <w:proofErr w:type="gramStart"/>
-      <w:r>
-        <w:rPr>
-          <w:rFonts w:ascii="Consolas" w:hAnsi="Consolas"/>
-          <w:color w:val="0F172A"/>
-          <w:sz w:val="18"/>
-        </w:rPr>
-        <w:t>' }</w:t>
-      </w:r>
-      <w:proofErr w:type="gramEnd"/>
-      <w:r>
-        <w:rPr>
-          <w:rFonts w:ascii="Consolas" w:hAnsi="Consolas"/>
-          <w:color w:val="0F172A"/>
-          <w:sz w:val="18"/>
-        </w:rPr>
-        <w:t>;</w:t>
-      </w:r>
-    </w:p>
-    <w:p>
-      <w:pPr>
-        <w:pBdr>
-          <w:left w:val="single" w:sz="24" w:space="8" w:color="E51914"/>
-        </w:pBdr>
-        <w:shd w:val="clear" w:color="auto" w:fill="F1F5F9"/>
-        <w:spacing w:after="0"/>
-      </w:pPr>
-      <w:r>
-        <w:rPr>
-          <w:rFonts w:ascii="Consolas" w:hAnsi="Consolas"/>
-          <w:color w:val="0F172A"/>
-          <w:sz w:val="18"/>
-        </w:rPr>
-        <w:t xml:space="preserve">  </w:t>
-      </w:r>
-      <w:proofErr w:type="spellStart"/>
-      <w:r>
-        <w:rPr>
-          <w:rFonts w:ascii="Consolas" w:hAnsi="Consolas"/>
-          <w:color w:val="0F172A"/>
-          <w:sz w:val="18"/>
-        </w:rPr>
-        <w:t>if</w:t>
-      </w:r>
-      <w:proofErr w:type="spellEnd"/>
-      <w:r>
-        <w:rPr>
-          <w:rFonts w:ascii="Consolas" w:hAnsi="Consolas"/>
-          <w:color w:val="0F172A"/>
-          <w:sz w:val="18"/>
-        </w:rPr>
-        <w:t xml:space="preserve"> (</w:t>
-      </w:r>
-      <w:proofErr w:type="gramStart"/>
-      <w:r>
-        <w:rPr>
-          <w:rFonts w:ascii="Consolas" w:hAnsi="Consolas"/>
-          <w:color w:val="0F172A"/>
-          <w:sz w:val="18"/>
-        </w:rPr>
-        <w:t>body !</w:t>
-      </w:r>
-      <w:proofErr w:type="gramEnd"/>
-      <w:r>
-        <w:rPr>
-          <w:rFonts w:ascii="Consolas" w:hAnsi="Consolas"/>
-          <w:color w:val="0F172A"/>
-          <w:sz w:val="18"/>
-        </w:rPr>
-        <w:t xml:space="preserve">== </w:t>
-      </w:r>
-      <w:proofErr w:type="spellStart"/>
-      <w:r>
-        <w:rPr>
-          <w:rFonts w:ascii="Consolas" w:hAnsi="Consolas"/>
-          <w:color w:val="0F172A"/>
-          <w:sz w:val="18"/>
-        </w:rPr>
-        <w:t>null</w:t>
-      </w:r>
-      <w:proofErr w:type="spellEnd"/>
-      <w:r>
-        <w:rPr>
-          <w:rFonts w:ascii="Consolas" w:hAnsi="Consolas"/>
-          <w:color w:val="0F172A"/>
-          <w:sz w:val="18"/>
-        </w:rPr>
-        <w:t xml:space="preserve">) </w:t>
-      </w:r>
-      <w:proofErr w:type="spellStart"/>
-      <w:proofErr w:type="gramStart"/>
-      <w:r>
-        <w:rPr>
-          <w:rFonts w:ascii="Consolas" w:hAnsi="Consolas"/>
-          <w:color w:val="0F172A"/>
-          <w:sz w:val="18"/>
-        </w:rPr>
-        <w:t>options.body</w:t>
-      </w:r>
-      <w:proofErr w:type="spellEnd"/>
-      <w:proofErr w:type="gramEnd"/>
-      <w:r>
-        <w:rPr>
-          <w:rFonts w:ascii="Consolas" w:hAnsi="Consolas"/>
-          <w:color w:val="0F172A"/>
-          <w:sz w:val="18"/>
-        </w:rPr>
-        <w:t xml:space="preserve"> = </w:t>
-      </w:r>
-      <w:proofErr w:type="spellStart"/>
-      <w:r>
-        <w:rPr>
-          <w:rFonts w:ascii="Consolas" w:hAnsi="Consolas"/>
-          <w:color w:val="0F172A"/>
-          <w:sz w:val="18"/>
-        </w:rPr>
-        <w:t>JSON.stringify</w:t>
-      </w:r>
-      <w:proofErr w:type="spellEnd"/>
-      <w:r>
-        <w:rPr>
-          <w:rFonts w:ascii="Consolas" w:hAnsi="Consolas"/>
-          <w:color w:val="0F172A"/>
-          <w:sz w:val="18"/>
-        </w:rPr>
-        <w:t>(body);</w:t>
-      </w:r>
-    </w:p>
-    <w:p>
-      <w:pPr>
-        <w:pBdr>
-          <w:left w:val="single" w:sz="24" w:space="8" w:color="E51914"/>
-        </w:pBdr>
-        <w:shd w:val="clear" w:color="auto" w:fill="F1F5F9"/>
-        <w:spacing w:after="0"/>
-      </w:pPr>
-      <w:r>
-        <w:rPr>
-          <w:rFonts w:ascii="Consolas" w:hAnsi="Consolas"/>
-          <w:color w:val="0F172A"/>
-          <w:sz w:val="18"/>
-        </w:rPr>
-        <w:t xml:space="preserve">  </w:t>
-      </w:r>
-      <w:proofErr w:type="spellStart"/>
-      <w:r>
-        <w:rPr>
-          <w:rFonts w:ascii="Consolas" w:hAnsi="Consolas"/>
-          <w:color w:val="0F172A"/>
-          <w:sz w:val="18"/>
-        </w:rPr>
-        <w:t>const</w:t>
-      </w:r>
-      <w:proofErr w:type="spellEnd"/>
-      <w:r>
-        <w:rPr>
-          <w:rFonts w:ascii="Consolas" w:hAnsi="Consolas"/>
-          <w:color w:val="0F172A"/>
-          <w:sz w:val="18"/>
-        </w:rPr>
-        <w:t xml:space="preserve"> </w:t>
-      </w:r>
-      <w:proofErr w:type="spellStart"/>
-      <w:proofErr w:type="gramStart"/>
-      <w:r>
-        <w:rPr>
-          <w:rFonts w:ascii="Consolas" w:hAnsi="Consolas"/>
-          <w:color w:val="0F172A"/>
-          <w:sz w:val="18"/>
-        </w:rPr>
-        <w:t>res</w:t>
-      </w:r>
-      <w:proofErr w:type="spellEnd"/>
-      <w:r>
-        <w:rPr>
-          <w:rFonts w:ascii="Consolas" w:hAnsi="Consolas"/>
-          <w:color w:val="0F172A"/>
-          <w:sz w:val="18"/>
-        </w:rPr>
-        <w:t xml:space="preserve">  =</w:t>
-      </w:r>
-      <w:proofErr w:type="gramEnd"/>
-      <w:r>
-        <w:rPr>
-          <w:rFonts w:ascii="Consolas" w:hAnsi="Consolas"/>
-          <w:color w:val="0F172A"/>
-          <w:sz w:val="18"/>
-        </w:rPr>
-        <w:t xml:space="preserve"> </w:t>
-      </w:r>
-      <w:proofErr w:type="spellStart"/>
-      <w:r>
-        <w:rPr>
-          <w:rFonts w:ascii="Consolas" w:hAnsi="Consolas"/>
-          <w:color w:val="0F172A"/>
-          <w:sz w:val="18"/>
-        </w:rPr>
-        <w:t>await</w:t>
-      </w:r>
-      <w:proofErr w:type="spellEnd"/>
-      <w:r>
-        <w:rPr>
-          <w:rFonts w:ascii="Consolas" w:hAnsi="Consolas"/>
-          <w:color w:val="0F172A"/>
-          <w:sz w:val="18"/>
-        </w:rPr>
-        <w:t xml:space="preserve"> </w:t>
-      </w:r>
-      <w:proofErr w:type="spellStart"/>
-      <w:proofErr w:type="gramStart"/>
-      <w:r>
-        <w:rPr>
-          <w:rFonts w:ascii="Consolas" w:hAnsi="Consolas"/>
-          <w:color w:val="0F172A"/>
-          <w:sz w:val="18"/>
-        </w:rPr>
-        <w:t>fetch</w:t>
-      </w:r>
-      <w:proofErr w:type="spellEnd"/>
-      <w:r>
-        <w:rPr>
-          <w:rFonts w:ascii="Consolas" w:hAnsi="Consolas"/>
-          <w:color w:val="0F172A"/>
-          <w:sz w:val="18"/>
-        </w:rPr>
-        <w:t>(</w:t>
-      </w:r>
-      <w:proofErr w:type="gramEnd"/>
-      <w:r>
-        <w:rPr>
-          <w:rFonts w:ascii="Consolas" w:hAnsi="Consolas"/>
-          <w:color w:val="0F172A"/>
-          <w:sz w:val="18"/>
-        </w:rPr>
-        <w:t xml:space="preserve">BASE + </w:t>
-      </w:r>
-      <w:proofErr w:type="spellStart"/>
-      <w:r>
-        <w:rPr>
-          <w:rFonts w:ascii="Consolas" w:hAnsi="Consolas"/>
-          <w:color w:val="0F172A"/>
-          <w:sz w:val="18"/>
-        </w:rPr>
-        <w:t>path</w:t>
-      </w:r>
-      <w:proofErr w:type="spellEnd"/>
-      <w:r>
-        <w:rPr>
-          <w:rFonts w:ascii="Consolas" w:hAnsi="Consolas"/>
-          <w:color w:val="0F172A"/>
-          <w:sz w:val="18"/>
-        </w:rPr>
-        <w:t xml:space="preserve">, </w:t>
-      </w:r>
-      <w:proofErr w:type="spellStart"/>
-      <w:r>
-        <w:rPr>
-          <w:rFonts w:ascii="Consolas" w:hAnsi="Consolas"/>
-          <w:color w:val="0F172A"/>
-          <w:sz w:val="18"/>
-        </w:rPr>
-        <w:t>options</w:t>
-      </w:r>
-      <w:proofErr w:type="spellEnd"/>
-      <w:r>
-        <w:rPr>
-          <w:rFonts w:ascii="Consolas" w:hAnsi="Consolas"/>
-          <w:color w:val="0F172A"/>
-          <w:sz w:val="18"/>
-        </w:rPr>
-        <w:t>);</w:t>
-      </w:r>
-    </w:p>
-    <w:p>
-      <w:pPr>
-        <w:pBdr>
-          <w:left w:val="single" w:sz="24" w:space="8" w:color="E51914"/>
-        </w:pBdr>
-        <w:shd w:val="clear" w:color="auto" w:fill="F1F5F9"/>
-        <w:spacing w:after="0"/>
-      </w:pPr>
-      <w:r>
-        <w:rPr>
-          <w:rFonts w:ascii="Consolas" w:hAnsi="Consolas"/>
-          <w:color w:val="0F172A"/>
-          <w:sz w:val="18"/>
-        </w:rPr>
-        <w:t xml:space="preserve">  </w:t>
-      </w:r>
-      <w:proofErr w:type="spellStart"/>
-      <w:r>
-        <w:rPr>
-          <w:rFonts w:ascii="Consolas" w:hAnsi="Consolas"/>
-          <w:color w:val="0F172A"/>
-          <w:sz w:val="18"/>
-        </w:rPr>
-        <w:t>if</w:t>
-      </w:r>
-      <w:proofErr w:type="spellEnd"/>
-      <w:r>
-        <w:rPr>
-          <w:rFonts w:ascii="Consolas" w:hAnsi="Consolas"/>
-          <w:color w:val="0F172A"/>
-          <w:sz w:val="18"/>
-        </w:rPr>
-        <w:t xml:space="preserve"> (</w:t>
-      </w:r>
-      <w:proofErr w:type="spellStart"/>
-      <w:proofErr w:type="gramStart"/>
-      <w:r>
-        <w:rPr>
-          <w:rFonts w:ascii="Consolas" w:hAnsi="Consolas"/>
-          <w:color w:val="0F172A"/>
-          <w:sz w:val="18"/>
-        </w:rPr>
-        <w:t>res.status</w:t>
-      </w:r>
-      <w:proofErr w:type="spellEnd"/>
-      <w:proofErr w:type="gramEnd"/>
-      <w:r>
-        <w:rPr>
-          <w:rFonts w:ascii="Consolas" w:hAnsi="Consolas"/>
-          <w:color w:val="0F172A"/>
-          <w:sz w:val="18"/>
-        </w:rPr>
-        <w:t xml:space="preserve"> === 204) </w:t>
-      </w:r>
-      <w:proofErr w:type="spellStart"/>
-      <w:r>
-        <w:rPr>
-          <w:rFonts w:ascii="Consolas" w:hAnsi="Consolas"/>
-          <w:color w:val="0F172A"/>
-          <w:sz w:val="18"/>
-        </w:rPr>
-        <w:t>return</w:t>
-      </w:r>
-      <w:proofErr w:type="spellEnd"/>
-      <w:r>
-        <w:rPr>
-          <w:rFonts w:ascii="Consolas" w:hAnsi="Consolas"/>
-          <w:color w:val="0F172A"/>
-          <w:sz w:val="18"/>
-        </w:rPr>
-        <w:t xml:space="preserve"> </w:t>
-      </w:r>
-      <w:proofErr w:type="spellStart"/>
-      <w:r>
-        <w:rPr>
-          <w:rFonts w:ascii="Consolas" w:hAnsi="Consolas"/>
-          <w:color w:val="0F172A"/>
-          <w:sz w:val="18"/>
-        </w:rPr>
-        <w:t>null</w:t>
-      </w:r>
-      <w:proofErr w:type="spellEnd"/>
-      <w:r>
-        <w:rPr>
-          <w:rFonts w:ascii="Consolas" w:hAnsi="Consolas"/>
-          <w:color w:val="0F172A"/>
-          <w:sz w:val="18"/>
-        </w:rPr>
-        <w:t>;</w:t>
-      </w:r>
-    </w:p>
-    <w:p>
-      <w:pPr>
-        <w:pBdr>
-          <w:left w:val="single" w:sz="24" w:space="8" w:color="E51914"/>
-        </w:pBdr>
-        <w:shd w:val="clear" w:color="auto" w:fill="F1F5F9"/>
-        <w:spacing w:after="0"/>
-      </w:pPr>
-      <w:r>
-        <w:rPr>
-          <w:rFonts w:ascii="Consolas" w:hAnsi="Consolas"/>
-          <w:color w:val="0F172A"/>
-          <w:sz w:val="18"/>
-        </w:rPr>
-        <w:t xml:space="preserve">  </w:t>
-      </w:r>
-      <w:proofErr w:type="spellStart"/>
-      <w:r>
-        <w:rPr>
-          <w:rFonts w:ascii="Consolas" w:hAnsi="Consolas"/>
-          <w:color w:val="0F172A"/>
-          <w:sz w:val="18"/>
-        </w:rPr>
-        <w:t>const</w:t>
-      </w:r>
-      <w:proofErr w:type="spellEnd"/>
-      <w:r>
-        <w:rPr>
-          <w:rFonts w:ascii="Consolas" w:hAnsi="Consolas"/>
-          <w:color w:val="0F172A"/>
-          <w:sz w:val="18"/>
-        </w:rPr>
-        <w:t xml:space="preserve"> data = </w:t>
-      </w:r>
-      <w:proofErr w:type="spellStart"/>
-      <w:r>
-        <w:rPr>
-          <w:rFonts w:ascii="Consolas" w:hAnsi="Consolas"/>
-          <w:color w:val="0F172A"/>
-          <w:sz w:val="18"/>
-        </w:rPr>
-        <w:t>await</w:t>
-      </w:r>
-      <w:proofErr w:type="spellEnd"/>
-      <w:r>
-        <w:rPr>
-          <w:rFonts w:ascii="Consolas" w:hAnsi="Consolas"/>
-          <w:color w:val="0F172A"/>
-          <w:sz w:val="18"/>
-        </w:rPr>
-        <w:t xml:space="preserve"> </w:t>
-      </w:r>
-      <w:proofErr w:type="spellStart"/>
-      <w:proofErr w:type="gramStart"/>
-      <w:r>
-        <w:rPr>
-          <w:rFonts w:ascii="Consolas" w:hAnsi="Consolas"/>
-          <w:color w:val="0F172A"/>
-          <w:sz w:val="18"/>
-        </w:rPr>
-        <w:t>res.json</w:t>
-      </w:r>
-      <w:proofErr w:type="spellEnd"/>
-      <w:proofErr w:type="gramEnd"/>
-      <w:r>
-        <w:rPr>
-          <w:rFonts w:ascii="Consolas" w:hAnsi="Consolas"/>
-          <w:color w:val="0F172A"/>
-          <w:sz w:val="18"/>
-        </w:rPr>
-        <w:t>(</w:t>
-      </w:r>
-      <w:proofErr w:type="gramStart"/>
-      <w:r>
-        <w:rPr>
-          <w:rFonts w:ascii="Consolas" w:hAnsi="Consolas"/>
-          <w:color w:val="0F172A"/>
-          <w:sz w:val="18"/>
-        </w:rPr>
-        <w:t>).</w:t>
-      </w:r>
-      <w:proofErr w:type="spellStart"/>
-      <w:r>
-        <w:rPr>
-          <w:rFonts w:ascii="Consolas" w:hAnsi="Consolas"/>
-          <w:color w:val="0F172A"/>
-          <w:sz w:val="18"/>
-        </w:rPr>
-        <w:t>catch</w:t>
-      </w:r>
-      <w:proofErr w:type="spellEnd"/>
-      <w:proofErr w:type="gramEnd"/>
-      <w:r>
-        <w:rPr>
-          <w:rFonts w:ascii="Consolas" w:hAnsi="Consolas"/>
-          <w:color w:val="0F172A"/>
-          <w:sz w:val="18"/>
-        </w:rPr>
-        <w:t>(() =&gt; ({}));</w:t>
-      </w:r>
-    </w:p>
-    <w:p>
-      <w:pPr>
-        <w:pBdr>
-          <w:left w:val="single" w:sz="24" w:space="8" w:color="E51914"/>
-        </w:pBdr>
-        <w:shd w:val="clear" w:color="auto" w:fill="F1F5F9"/>
-        <w:spacing w:after="0"/>
-      </w:pPr>
-      <w:r>
-        <w:rPr>
-          <w:rFonts w:ascii="Consolas" w:hAnsi="Consolas"/>
-          <w:color w:val="0F172A"/>
-          <w:sz w:val="18"/>
-        </w:rPr>
-        <w:t xml:space="preserve">  </w:t>
-      </w:r>
-      <w:proofErr w:type="spellStart"/>
-      <w:r>
-        <w:rPr>
-          <w:rFonts w:ascii="Consolas" w:hAnsi="Consolas"/>
-          <w:color w:val="0F172A"/>
-          <w:sz w:val="18"/>
-        </w:rPr>
-        <w:t>if</w:t>
-      </w:r>
-      <w:proofErr w:type="spellEnd"/>
-      <w:r>
-        <w:rPr>
-          <w:rFonts w:ascii="Consolas" w:hAnsi="Consolas"/>
-          <w:color w:val="0F172A"/>
-          <w:sz w:val="18"/>
-        </w:rPr>
-        <w:t xml:space="preserve"> </w:t>
-      </w:r>
-      <w:proofErr w:type="gramStart"/>
-      <w:r>
-        <w:rPr>
-          <w:rFonts w:ascii="Consolas" w:hAnsi="Consolas"/>
-          <w:color w:val="0F172A"/>
-          <w:sz w:val="18"/>
-        </w:rPr>
-        <w:t>(!</w:t>
-      </w:r>
-      <w:proofErr w:type="spellStart"/>
-      <w:r>
-        <w:rPr>
-          <w:rFonts w:ascii="Consolas" w:hAnsi="Consolas"/>
-          <w:color w:val="0F172A"/>
-          <w:sz w:val="18"/>
-        </w:rPr>
-        <w:t>res</w:t>
-      </w:r>
-      <w:proofErr w:type="gramEnd"/>
-      <w:r>
-        <w:rPr>
-          <w:rFonts w:ascii="Consolas" w:hAnsi="Consolas"/>
-          <w:color w:val="0F172A"/>
-          <w:sz w:val="18"/>
-        </w:rPr>
-        <w:t>.ok</w:t>
-      </w:r>
-      <w:proofErr w:type="spellEnd"/>
-      <w:r>
-        <w:rPr>
-          <w:rFonts w:ascii="Consolas" w:hAnsi="Consolas"/>
-          <w:color w:val="0F172A"/>
-          <w:sz w:val="18"/>
-        </w:rPr>
-        <w:t xml:space="preserve">) </w:t>
-      </w:r>
-      <w:proofErr w:type="spellStart"/>
-      <w:r>
-        <w:rPr>
-          <w:rFonts w:ascii="Consolas" w:hAnsi="Consolas"/>
-          <w:color w:val="0F172A"/>
-          <w:sz w:val="18"/>
-        </w:rPr>
-        <w:t>throw</w:t>
-      </w:r>
-      <w:proofErr w:type="spellEnd"/>
-      <w:r>
-        <w:rPr>
-          <w:rFonts w:ascii="Consolas" w:hAnsi="Consolas"/>
-          <w:color w:val="0F172A"/>
-          <w:sz w:val="18"/>
-        </w:rPr>
-        <w:t xml:space="preserve"> </w:t>
-      </w:r>
-      <w:proofErr w:type="spellStart"/>
-      <w:r>
-        <w:rPr>
-          <w:rFonts w:ascii="Consolas" w:hAnsi="Consolas"/>
-          <w:color w:val="0F172A"/>
-          <w:sz w:val="18"/>
-        </w:rPr>
-        <w:t>Object.assign</w:t>
-      </w:r>
-      <w:proofErr w:type="spellEnd"/>
-      <w:r>
-        <w:rPr>
-          <w:rFonts w:ascii="Consolas" w:hAnsi="Consolas"/>
-          <w:color w:val="0F172A"/>
-          <w:sz w:val="18"/>
-        </w:rPr>
-        <w:t>(</w:t>
-      </w:r>
-      <w:proofErr w:type="spellStart"/>
-      <w:r>
-        <w:rPr>
-          <w:rFonts w:ascii="Consolas" w:hAnsi="Consolas"/>
-          <w:color w:val="0F172A"/>
-          <w:sz w:val="18"/>
-        </w:rPr>
-        <w:t>new</w:t>
-      </w:r>
-      <w:proofErr w:type="spellEnd"/>
-      <w:r>
-        <w:rPr>
-          <w:rFonts w:ascii="Consolas" w:hAnsi="Consolas"/>
-          <w:color w:val="0F172A"/>
-          <w:sz w:val="18"/>
-        </w:rPr>
-        <w:t xml:space="preserve"> </w:t>
-      </w:r>
-      <w:proofErr w:type="gramStart"/>
-      <w:r>
-        <w:rPr>
-          <w:rFonts w:ascii="Consolas" w:hAnsi="Consolas"/>
-          <w:color w:val="0F172A"/>
-          <w:sz w:val="18"/>
-        </w:rPr>
-        <w:t>Error(</w:t>
-      </w:r>
-      <w:proofErr w:type="spellStart"/>
-      <w:r>
-        <w:rPr>
-          <w:rFonts w:ascii="Consolas" w:hAnsi="Consolas"/>
-          <w:color w:val="0F172A"/>
-          <w:sz w:val="18"/>
-        </w:rPr>
-        <w:t>data.error</w:t>
-      </w:r>
-      <w:proofErr w:type="spellEnd"/>
-      <w:proofErr w:type="gramEnd"/>
-      <w:r>
-        <w:rPr>
-          <w:rFonts w:ascii="Consolas" w:hAnsi="Consolas"/>
-          <w:color w:val="0F172A"/>
-          <w:sz w:val="18"/>
-        </w:rPr>
-        <w:t xml:space="preserve"> || </w:t>
-      </w:r>
-      <w:proofErr w:type="spellStart"/>
-      <w:proofErr w:type="gramStart"/>
-      <w:r>
-        <w:rPr>
-          <w:rFonts w:ascii="Consolas" w:hAnsi="Consolas"/>
-          <w:color w:val="0F172A"/>
-          <w:sz w:val="18"/>
-        </w:rPr>
-        <w:t>res.statusText</w:t>
-      </w:r>
-      <w:proofErr w:type="spellEnd"/>
-      <w:proofErr w:type="gramEnd"/>
-      <w:r>
-        <w:rPr>
-          <w:rFonts w:ascii="Consolas" w:hAnsi="Consolas"/>
-          <w:color w:val="0F172A"/>
-          <w:sz w:val="18"/>
-        </w:rPr>
-        <w:t xml:space="preserve">), </w:t>
-      </w:r>
-      <w:proofErr w:type="gramStart"/>
-      <w:r>
-        <w:rPr>
-          <w:rFonts w:ascii="Consolas" w:hAnsi="Consolas"/>
-          <w:color w:val="0F172A"/>
-          <w:sz w:val="18"/>
-        </w:rPr>
-        <w:t>{ status</w:t>
-      </w:r>
-      <w:proofErr w:type="gramEnd"/>
-      <w:r>
-        <w:rPr>
-          <w:rFonts w:ascii="Consolas" w:hAnsi="Consolas"/>
-          <w:color w:val="0F172A"/>
-          <w:sz w:val="18"/>
-        </w:rPr>
-        <w:t xml:space="preserve">: </w:t>
-      </w:r>
-      <w:proofErr w:type="spellStart"/>
-      <w:proofErr w:type="gramStart"/>
-      <w:r>
-        <w:rPr>
-          <w:rFonts w:ascii="Consolas" w:hAnsi="Consolas"/>
-          <w:color w:val="0F172A"/>
-          <w:sz w:val="18"/>
-        </w:rPr>
-        <w:t>res.status</w:t>
-      </w:r>
-      <w:proofErr w:type="spellEnd"/>
-      <w:proofErr w:type="gramEnd"/>
-      <w:r>
-        <w:rPr>
-          <w:rFonts w:ascii="Consolas" w:hAnsi="Consolas"/>
-          <w:color w:val="0F172A"/>
-          <w:sz w:val="18"/>
-        </w:rPr>
-        <w:t xml:space="preserve"> });</w:t>
-      </w:r>
-    </w:p>
-    <w:p>
-      <w:pPr>
-        <w:pBdr>
-          <w:left w:val="single" w:sz="24" w:space="8" w:color="E51914"/>
-        </w:pBdr>
-        <w:shd w:val="clear" w:color="auto" w:fill="F1F5F9"/>
-        <w:spacing w:after="0"/>
-      </w:pPr>
-      <w:r>
-        <w:rPr>
-          <w:rFonts w:ascii="Consolas" w:hAnsi="Consolas"/>
-          <w:color w:val="0F172A"/>
-          <w:sz w:val="18"/>
-        </w:rPr>
-        <w:t xml:space="preserve">  </w:t>
-      </w:r>
-      <w:proofErr w:type="spellStart"/>
-      <w:r>
-        <w:rPr>
-          <w:rFonts w:ascii="Consolas" w:hAnsi="Consolas"/>
-          <w:color w:val="0F172A"/>
-          <w:sz w:val="18"/>
-        </w:rPr>
-        <w:t>return</w:t>
-      </w:r>
-      <w:proofErr w:type="spellEnd"/>
-      <w:r>
-        <w:rPr>
-          <w:rFonts w:ascii="Consolas" w:hAnsi="Consolas"/>
-          <w:color w:val="0F172A"/>
-          <w:sz w:val="18"/>
-        </w:rPr>
-        <w:t xml:space="preserve"> data;</w:t>
-      </w:r>
-    </w:p>
-    <w:p>
-      <w:pPr>
-        <w:pBdr>
-          <w:left w:val="single" w:sz="24" w:space="8" w:color="E51914"/>
-        </w:pBdr>
-        <w:shd w:val="clear" w:color="auto" w:fill="F1F5F9"/>
-        <w:spacing w:after="0"/>
-      </w:pPr>
-      <w:r>
-        <w:rPr>
-          <w:rFonts w:ascii="Consolas" w:hAnsi="Consolas"/>
-          <w:color w:val="0F172A"/>
-          <w:sz w:val="18"/>
-        </w:rPr>
-        <w:t>}</w:t>
-      </w:r>
-    </w:p>
-    <w:p>
-      <w:pPr>
-        <w:pBdr>
-          <w:left w:val="single" w:sz="24" w:space="8" w:color="E51914"/>
-        </w:pBdr>
-        <w:shd w:val="clear" w:color="auto" w:fill="F1F5F9"/>
-        <w:spacing w:after="0"/>
-      </w:pPr>
-    </w:p>
-    <w:p>
-      <w:pPr>
-        <w:pBdr>
-          <w:left w:val="single" w:sz="24" w:space="8" w:color="E51914"/>
-        </w:pBdr>
-        <w:shd w:val="clear" w:color="auto" w:fill="F1F5F9"/>
-        <w:spacing w:after="0"/>
-      </w:pPr>
-      <w:proofErr w:type="spellStart"/>
-      <w:r>
-        <w:rPr>
-          <w:rFonts w:ascii="Consolas" w:hAnsi="Consolas"/>
-          <w:color w:val="0F172A"/>
-          <w:sz w:val="18"/>
-        </w:rPr>
-        <w:t>export</w:t>
-      </w:r>
-      <w:proofErr w:type="spellEnd"/>
-      <w:r>
-        <w:rPr>
-          <w:rFonts w:ascii="Consolas" w:hAnsi="Consolas"/>
-          <w:color w:val="0F172A"/>
-          <w:sz w:val="18"/>
-        </w:rPr>
-        <w:t xml:space="preserve"> </w:t>
-      </w:r>
-      <w:proofErr w:type="spellStart"/>
-      <w:r>
-        <w:rPr>
-          <w:rFonts w:ascii="Consolas" w:hAnsi="Consolas"/>
-          <w:color w:val="0F172A"/>
-          <w:sz w:val="18"/>
-        </w:rPr>
-        <w:t>const</w:t>
-      </w:r>
-      <w:proofErr w:type="spellEnd"/>
-      <w:r>
-        <w:rPr>
-          <w:rFonts w:ascii="Consolas" w:hAnsi="Consolas"/>
-          <w:color w:val="0F172A"/>
-          <w:sz w:val="18"/>
-        </w:rPr>
-        <w:t xml:space="preserve"> </w:t>
-      </w:r>
-      <w:proofErr w:type="spellStart"/>
-      <w:r>
-        <w:rPr>
-          <w:rFonts w:ascii="Consolas" w:hAnsi="Consolas"/>
-          <w:color w:val="0F172A"/>
-          <w:sz w:val="18"/>
-        </w:rPr>
-        <w:t>api</w:t>
-      </w:r>
-      <w:proofErr w:type="spellEnd"/>
-      <w:r>
-        <w:rPr>
-          <w:rFonts w:ascii="Consolas" w:hAnsi="Consolas"/>
-          <w:color w:val="0F172A"/>
-          <w:sz w:val="18"/>
-        </w:rPr>
-        <w:t xml:space="preserve"> = {</w:t>
-      </w:r>
-    </w:p>
-    <w:p>
-      <w:pPr>
-        <w:pBdr>
-          <w:left w:val="single" w:sz="24" w:space="8" w:color="E51914"/>
-        </w:pBdr>
-        <w:shd w:val="clear" w:color="auto" w:fill="F1F5F9"/>
-        <w:spacing w:after="0"/>
-      </w:pPr>
-      <w:r>
-        <w:rPr>
-          <w:rFonts w:ascii="Consolas" w:hAnsi="Consolas"/>
-          <w:color w:val="0F172A"/>
-          <w:sz w:val="18"/>
-        </w:rPr>
-        <w:t xml:space="preserve">  </w:t>
-      </w:r>
-      <w:proofErr w:type="spellStart"/>
-      <w:r>
-        <w:rPr>
-          <w:rFonts w:ascii="Consolas" w:hAnsi="Consolas"/>
-          <w:color w:val="0F172A"/>
-          <w:sz w:val="18"/>
-        </w:rPr>
-        <w:t>get</w:t>
-      </w:r>
-      <w:proofErr w:type="spellEnd"/>
-      <w:proofErr w:type="gramStart"/>
-      <w:r>
-        <w:rPr>
-          <w:rFonts w:ascii="Consolas" w:hAnsi="Consolas"/>
-          <w:color w:val="0F172A"/>
-          <w:sz w:val="18"/>
-        </w:rPr>
-        <w:t>:  (</w:t>
-      </w:r>
-      <w:proofErr w:type="spellStart"/>
-      <w:r>
-        <w:rPr>
-          <w:rFonts w:ascii="Consolas" w:hAnsi="Consolas"/>
-          <w:color w:val="0F172A"/>
-          <w:sz w:val="18"/>
-        </w:rPr>
-        <w:t>path</w:t>
-      </w:r>
-      <w:proofErr w:type="spellEnd"/>
-      <w:r>
-        <w:rPr>
-          <w:rFonts w:ascii="Consolas" w:hAnsi="Consolas"/>
-          <w:color w:val="0F172A"/>
-          <w:sz w:val="18"/>
-        </w:rPr>
-        <w:t xml:space="preserve">)   </w:t>
-      </w:r>
-      <w:proofErr w:type="gramEnd"/>
-      <w:r>
-        <w:rPr>
-          <w:rFonts w:ascii="Consolas" w:hAnsi="Consolas"/>
-          <w:color w:val="0F172A"/>
-          <w:sz w:val="18"/>
-        </w:rPr>
-        <w:t xml:space="preserve">    =&gt; </w:t>
-      </w:r>
-      <w:proofErr w:type="spellStart"/>
-      <w:proofErr w:type="gramStart"/>
-      <w:r>
-        <w:rPr>
-          <w:rFonts w:ascii="Consolas" w:hAnsi="Consolas"/>
-          <w:color w:val="0F172A"/>
-          <w:sz w:val="18"/>
-        </w:rPr>
-        <w:t>request</w:t>
-      </w:r>
-      <w:proofErr w:type="spellEnd"/>
-      <w:r>
-        <w:rPr>
-          <w:rFonts w:ascii="Consolas" w:hAnsi="Consolas"/>
-          <w:color w:val="0F172A"/>
-          <w:sz w:val="18"/>
-        </w:rPr>
-        <w:t>(</w:t>
-      </w:r>
-      <w:proofErr w:type="gramEnd"/>
-      <w:r>
-        <w:rPr>
-          <w:rFonts w:ascii="Consolas" w:hAnsi="Consolas"/>
-          <w:color w:val="0F172A"/>
-          <w:sz w:val="18"/>
-        </w:rPr>
-        <w:t>'GET</w:t>
-      </w:r>
-      <w:proofErr w:type="gramStart"/>
-      <w:r>
-        <w:rPr>
-          <w:rFonts w:ascii="Consolas" w:hAnsi="Consolas"/>
-          <w:color w:val="0F172A"/>
-          <w:sz w:val="18"/>
-        </w:rPr>
-        <w:t xml:space="preserve">',   </w:t>
-      </w:r>
-      <w:proofErr w:type="gramEnd"/>
-      <w:r>
-        <w:rPr>
-          <w:rFonts w:ascii="Consolas" w:hAnsi="Consolas"/>
-          <w:color w:val="0F172A"/>
-          <w:sz w:val="18"/>
-        </w:rPr>
-        <w:t xml:space="preserve"> </w:t>
-      </w:r>
-      <w:proofErr w:type="spellStart"/>
-      <w:r>
-        <w:rPr>
-          <w:rFonts w:ascii="Consolas" w:hAnsi="Consolas"/>
-          <w:color w:val="0F172A"/>
-          <w:sz w:val="18"/>
-        </w:rPr>
-        <w:t>path</w:t>
-      </w:r>
-      <w:proofErr w:type="spellEnd"/>
-      <w:r>
-        <w:rPr>
-          <w:rFonts w:ascii="Consolas" w:hAnsi="Consolas"/>
-          <w:color w:val="0F172A"/>
-          <w:sz w:val="18"/>
-        </w:rPr>
-        <w:t>),</w:t>
-      </w:r>
-    </w:p>
-    <w:p>
-      <w:pPr>
-        <w:pBdr>
-          <w:left w:val="single" w:sz="24" w:space="8" w:color="E51914"/>
-        </w:pBdr>
-        <w:shd w:val="clear" w:color="auto" w:fill="F1F5F9"/>
-        <w:spacing w:after="0"/>
-      </w:pPr>
-      <w:r>
-        <w:rPr>
-          <w:rFonts w:ascii="Consolas" w:hAnsi="Consolas"/>
-          <w:color w:val="0F172A"/>
-          <w:sz w:val="18"/>
-        </w:rPr>
-        <w:t xml:space="preserve">  </w:t>
-      </w:r>
-      <w:proofErr w:type="spellStart"/>
-      <w:r>
-        <w:rPr>
-          <w:rFonts w:ascii="Consolas" w:hAnsi="Consolas"/>
-          <w:color w:val="0F172A"/>
-          <w:sz w:val="18"/>
-        </w:rPr>
-        <w:t>post</w:t>
-      </w:r>
-      <w:proofErr w:type="spellEnd"/>
-      <w:r>
-        <w:rPr>
-          <w:rFonts w:ascii="Consolas" w:hAnsi="Consolas"/>
-          <w:color w:val="0F172A"/>
-          <w:sz w:val="18"/>
-        </w:rPr>
-        <w:t>: (</w:t>
-      </w:r>
-      <w:proofErr w:type="spellStart"/>
-      <w:r>
-        <w:rPr>
-          <w:rFonts w:ascii="Consolas" w:hAnsi="Consolas"/>
-          <w:color w:val="0F172A"/>
-          <w:sz w:val="18"/>
-        </w:rPr>
-        <w:t>path</w:t>
-      </w:r>
-      <w:proofErr w:type="spellEnd"/>
-      <w:r>
-        <w:rPr>
-          <w:rFonts w:ascii="Consolas" w:hAnsi="Consolas"/>
-          <w:color w:val="0F172A"/>
-          <w:sz w:val="18"/>
-        </w:rPr>
-        <w:t xml:space="preserve">, body) =&gt; </w:t>
-      </w:r>
-      <w:proofErr w:type="spellStart"/>
-      <w:proofErr w:type="gramStart"/>
-      <w:r>
-        <w:rPr>
-          <w:rFonts w:ascii="Consolas" w:hAnsi="Consolas"/>
-          <w:color w:val="0F172A"/>
-          <w:sz w:val="18"/>
-        </w:rPr>
-        <w:t>request</w:t>
-      </w:r>
-      <w:proofErr w:type="spellEnd"/>
-      <w:r>
-        <w:rPr>
-          <w:rFonts w:ascii="Consolas" w:hAnsi="Consolas"/>
-          <w:color w:val="0F172A"/>
-          <w:sz w:val="18"/>
-        </w:rPr>
-        <w:t>(</w:t>
-      </w:r>
-      <w:proofErr w:type="gramEnd"/>
-      <w:r>
-        <w:rPr>
-          <w:rFonts w:ascii="Consolas" w:hAnsi="Consolas"/>
-          <w:color w:val="0F172A"/>
-          <w:sz w:val="18"/>
-        </w:rPr>
-        <w:t>'POST</w:t>
-      </w:r>
-      <w:proofErr w:type="gramStart"/>
-      <w:r>
-        <w:rPr>
-          <w:rFonts w:ascii="Consolas" w:hAnsi="Consolas"/>
-          <w:color w:val="0F172A"/>
-          <w:sz w:val="18"/>
-        </w:rPr>
-        <w:t xml:space="preserve">',   </w:t>
-      </w:r>
-      <w:proofErr w:type="spellStart"/>
-      <w:proofErr w:type="gramEnd"/>
-      <w:r>
-        <w:rPr>
-          <w:rFonts w:ascii="Consolas" w:hAnsi="Consolas"/>
-          <w:color w:val="0F172A"/>
-          <w:sz w:val="18"/>
-        </w:rPr>
-        <w:t>path</w:t>
-      </w:r>
-      <w:proofErr w:type="spellEnd"/>
-      <w:r>
-        <w:rPr>
-          <w:rFonts w:ascii="Consolas" w:hAnsi="Consolas"/>
-          <w:color w:val="0F172A"/>
-          <w:sz w:val="18"/>
-        </w:rPr>
-        <w:t>, body),</w:t>
-      </w:r>
-    </w:p>
-    <w:p>
-      <w:pPr>
-        <w:pBdr>
-          <w:left w:val="single" w:sz="24" w:space="8" w:color="E51914"/>
-        </w:pBdr>
-        <w:shd w:val="clear" w:color="auto" w:fill="F1F5F9"/>
-        <w:spacing w:after="0"/>
-      </w:pPr>
-      <w:r>
-        <w:rPr>
-          <w:rFonts w:ascii="Consolas" w:hAnsi="Consolas"/>
-          <w:color w:val="0F172A"/>
-          <w:sz w:val="18"/>
-        </w:rPr>
-        <w:t xml:space="preserve">  </w:t>
-      </w:r>
-      <w:proofErr w:type="spellStart"/>
-      <w:r>
-        <w:rPr>
-          <w:rFonts w:ascii="Consolas" w:hAnsi="Consolas"/>
-          <w:color w:val="0F172A"/>
-          <w:sz w:val="18"/>
-        </w:rPr>
-        <w:t>put</w:t>
-      </w:r>
-      <w:proofErr w:type="spellEnd"/>
-      <w:proofErr w:type="gramStart"/>
-      <w:r>
-        <w:rPr>
-          <w:rFonts w:ascii="Consolas" w:hAnsi="Consolas"/>
-          <w:color w:val="0F172A"/>
-          <w:sz w:val="18"/>
-        </w:rPr>
-        <w:t>:  (</w:t>
-      </w:r>
-      <w:proofErr w:type="spellStart"/>
-      <w:proofErr w:type="gramEnd"/>
-      <w:r>
-        <w:rPr>
-          <w:rFonts w:ascii="Consolas" w:hAnsi="Consolas"/>
-          <w:color w:val="0F172A"/>
-          <w:sz w:val="18"/>
-        </w:rPr>
-        <w:t>path</w:t>
-      </w:r>
-      <w:proofErr w:type="spellEnd"/>
-      <w:r>
-        <w:rPr>
-          <w:rFonts w:ascii="Consolas" w:hAnsi="Consolas"/>
-          <w:color w:val="0F172A"/>
-          <w:sz w:val="18"/>
-        </w:rPr>
-        <w:t xml:space="preserve">, body) =&gt; </w:t>
-      </w:r>
-      <w:proofErr w:type="spellStart"/>
-      <w:proofErr w:type="gramStart"/>
-      <w:r>
-        <w:rPr>
-          <w:rFonts w:ascii="Consolas" w:hAnsi="Consolas"/>
-          <w:color w:val="0F172A"/>
-          <w:sz w:val="18"/>
-        </w:rPr>
-        <w:t>request</w:t>
-      </w:r>
-      <w:proofErr w:type="spellEnd"/>
-      <w:r>
-        <w:rPr>
-          <w:rFonts w:ascii="Consolas" w:hAnsi="Consolas"/>
-          <w:color w:val="0F172A"/>
-          <w:sz w:val="18"/>
-        </w:rPr>
-        <w:t>(</w:t>
-      </w:r>
-      <w:proofErr w:type="gramEnd"/>
-      <w:r>
-        <w:rPr>
-          <w:rFonts w:ascii="Consolas" w:hAnsi="Consolas"/>
-          <w:color w:val="0F172A"/>
-          <w:sz w:val="18"/>
-        </w:rPr>
-        <w:t>'PUT</w:t>
-      </w:r>
-      <w:proofErr w:type="gramStart"/>
-      <w:r>
-        <w:rPr>
-          <w:rFonts w:ascii="Consolas" w:hAnsi="Consolas"/>
-          <w:color w:val="0F172A"/>
-          <w:sz w:val="18"/>
-        </w:rPr>
-        <w:t xml:space="preserve">',   </w:t>
-      </w:r>
-      <w:proofErr w:type="gramEnd"/>
-      <w:r>
-        <w:rPr>
-          <w:rFonts w:ascii="Consolas" w:hAnsi="Consolas"/>
-          <w:color w:val="0F172A"/>
-          <w:sz w:val="18"/>
-        </w:rPr>
-        <w:t xml:space="preserve"> </w:t>
-      </w:r>
-      <w:proofErr w:type="spellStart"/>
-      <w:r>
-        <w:rPr>
-          <w:rFonts w:ascii="Consolas" w:hAnsi="Consolas"/>
-          <w:color w:val="0F172A"/>
-          <w:sz w:val="18"/>
-        </w:rPr>
-        <w:t>path</w:t>
-      </w:r>
-      <w:proofErr w:type="spellEnd"/>
-      <w:r>
-        <w:rPr>
-          <w:rFonts w:ascii="Consolas" w:hAnsi="Consolas"/>
-          <w:color w:val="0F172A"/>
-          <w:sz w:val="18"/>
-        </w:rPr>
-        <w:t>, body),</w:t>
-      </w:r>
-    </w:p>
-    <w:p>
-      <w:pPr>
-        <w:pBdr>
-          <w:left w:val="single" w:sz="24" w:space="8" w:color="E51914"/>
-        </w:pBdr>
-        <w:shd w:val="clear" w:color="auto" w:fill="F1F5F9"/>
-        <w:spacing w:after="0"/>
-      </w:pPr>
-      <w:r>
-        <w:rPr>
-          <w:rFonts w:ascii="Consolas" w:hAnsi="Consolas"/>
-          <w:color w:val="0F172A"/>
-          <w:sz w:val="18"/>
-        </w:rPr>
-        <w:t xml:space="preserve">  </w:t>
-      </w:r>
-      <w:proofErr w:type="spellStart"/>
-      <w:r>
-        <w:rPr>
-          <w:rFonts w:ascii="Consolas" w:hAnsi="Consolas"/>
-          <w:color w:val="0F172A"/>
-          <w:sz w:val="18"/>
-        </w:rPr>
-        <w:t>del</w:t>
-      </w:r>
-      <w:proofErr w:type="spellEnd"/>
-      <w:proofErr w:type="gramStart"/>
-      <w:r>
-        <w:rPr>
-          <w:rFonts w:ascii="Consolas" w:hAnsi="Consolas"/>
-          <w:color w:val="0F172A"/>
-          <w:sz w:val="18"/>
-        </w:rPr>
-        <w:t>:  (</w:t>
-      </w:r>
-      <w:proofErr w:type="spellStart"/>
-      <w:r>
-        <w:rPr>
-          <w:rFonts w:ascii="Consolas" w:hAnsi="Consolas"/>
-          <w:color w:val="0F172A"/>
-          <w:sz w:val="18"/>
-        </w:rPr>
-        <w:t>path</w:t>
-      </w:r>
-      <w:proofErr w:type="spellEnd"/>
-      <w:r>
-        <w:rPr>
-          <w:rFonts w:ascii="Consolas" w:hAnsi="Consolas"/>
-          <w:color w:val="0F172A"/>
-          <w:sz w:val="18"/>
-        </w:rPr>
-        <w:t xml:space="preserve">)   </w:t>
-      </w:r>
-      <w:proofErr w:type="gramEnd"/>
-      <w:r>
-        <w:rPr>
-          <w:rFonts w:ascii="Consolas" w:hAnsi="Consolas"/>
-          <w:color w:val="0F172A"/>
-          <w:sz w:val="18"/>
-        </w:rPr>
-        <w:t xml:space="preserve">    =&gt; </w:t>
-      </w:r>
-      <w:proofErr w:type="spellStart"/>
-      <w:proofErr w:type="gramStart"/>
-      <w:r>
-        <w:rPr>
-          <w:rFonts w:ascii="Consolas" w:hAnsi="Consolas"/>
-          <w:color w:val="0F172A"/>
-          <w:sz w:val="18"/>
-        </w:rPr>
-        <w:t>request</w:t>
-      </w:r>
-      <w:proofErr w:type="spellEnd"/>
-      <w:r>
-        <w:rPr>
-          <w:rFonts w:ascii="Consolas" w:hAnsi="Consolas"/>
-          <w:color w:val="0F172A"/>
-          <w:sz w:val="18"/>
-        </w:rPr>
-        <w:t>(</w:t>
-      </w:r>
-      <w:proofErr w:type="gramEnd"/>
-      <w:r>
-        <w:rPr>
-          <w:rFonts w:ascii="Consolas" w:hAnsi="Consolas"/>
-          <w:color w:val="0F172A"/>
-          <w:sz w:val="18"/>
-        </w:rPr>
-        <w:t xml:space="preserve">'DELETE', </w:t>
-      </w:r>
-      <w:proofErr w:type="spellStart"/>
-      <w:r>
-        <w:rPr>
-          <w:rFonts w:ascii="Consolas" w:hAnsi="Consolas"/>
-          <w:color w:val="0F172A"/>
-          <w:sz w:val="18"/>
-        </w:rPr>
-        <w:t>path</w:t>
-      </w:r>
-      <w:proofErr w:type="spellEnd"/>
-      <w:r>
-        <w:rPr>
-          <w:rFonts w:ascii="Consolas" w:hAnsi="Consolas"/>
-          <w:color w:val="0F172A"/>
-          <w:sz w:val="18"/>
-        </w:rPr>
-        <w:t>)</w:t>
-      </w:r>
-    </w:p>
-    <w:p>
-      <w:pPr>
-        <w:pBdr>
-          <w:left w:val="single" w:sz="24" w:space="8" w:color="E51914"/>
-        </w:pBdr>
-        <w:shd w:val="clear" w:color="auto" w:fill="F1F5F9"/>
-        <w:spacing w:after="0"/>
-      </w:pPr>
-      <w:r>
-        <w:rPr>
-          <w:rFonts w:ascii="Consolas" w:hAnsi="Consolas"/>
-          <w:color w:val="0F172A"/>
-          <w:sz w:val="18"/>
-        </w:rPr>
-        <w:t>};</w:t>
-      </w:r>
-    </w:p>
-    <w:p>
-      <w:pPr>
-        <w:spacing w:after="80"/>
-      </w:pPr>
+        <w:drawing>
+          <wp:inline distT="0" distB="0" distL="0" distR="0" wp14:anchorId="4CA16662" wp14:editId="0E143965">
+            <wp:extent cx="5760720" cy="3369310"/>
+            <wp:effectExtent l="0" t="0" r="0" b="2540"/>
+            <wp:docPr id="493357537" name="Imagem 1"/>
+            <wp:cNvGraphicFramePr>
+              <a:graphicFrameLocks xmlns:a="http://schemas.openxmlformats.org/drawingml/2006/main" noChangeAspect="1"/>
+            </wp:cNvGraphicFramePr>
+            <a:graphic xmlns:a="http://schemas.openxmlformats.org/drawingml/2006/main">
+              <a:graphicData uri="http://schemas.openxmlformats.org/drawingml/2006/picture">
+                <pic:pic xmlns:pic="http://schemas.openxmlformats.org/drawingml/2006/picture">
+                  <pic:nvPicPr>
+                    <pic:cNvPr id="493357537" name=""/>
+                    <pic:cNvPicPr/>
+                  </pic:nvPicPr>
+                  <pic:blipFill>
+                    <a:blip r:embed="rId8"/>
+                    <a:stretch>
+                      <a:fillRect/>
+                    </a:stretch>
+                  </pic:blipFill>
+                  <pic:spPr>
+                    <a:xfrm>
+                      <a:off x="0" y="0"/>
+                      <a:ext cx="5760720" cy="3369310"/>
+                    </a:xfrm>
+                    <a:prstGeom prst="rect">
+                      <a:avLst/>
+                    </a:prstGeom>
+                  </pic:spPr>
+                </pic:pic>
+              </a:graphicData>
+            </a:graphic>
+          </wp:inline>
+        </w:drawing>
+      </w:r>
     </w:p>
     <w:p>
       <w:pPr>
@@ -8788,6 +7424,7 @@
           <w:color w:val="0F172A"/>
           <w:sz w:val="32"/>
         </w:rPr>
+        <w:lastRenderedPageBreak/>
         <w:t>5. Descrição das Opções Tomadas</w:t>
       </w:r>
     </w:p>
@@ -8962,7 +7599,14 @@
           <w:rFonts w:ascii="Calibri" w:hAnsi="Calibri"/>
           <w:color w:val="334155"/>
         </w:rPr>
-        <w:t xml:space="preserve">), usa-se um único INSERT … ON DUPLICATE KEY UPDATE </w:t>
+        <w:t xml:space="preserve">), usa-se um único INSERT … </w:t>
+      </w:r>
+      <w:r>
+        <w:rPr>
+          <w:rFonts w:ascii="Calibri" w:hAnsi="Calibri"/>
+          <w:color w:val="334155"/>
+        </w:rPr>
+        <w:t xml:space="preserve">ON DUPLICATE KEY UPDATE </w:t>
       </w:r>
       <w:proofErr w:type="spellStart"/>
       <w:r>
@@ -9217,7 +7861,6 @@
           <w:b/>
           <w:color w:val="E50914"/>
         </w:rPr>
-        <w:lastRenderedPageBreak/>
         <w:t>Rota /</w:t>
       </w:r>
       <w:proofErr w:type="spellStart"/>
@@ -10088,6 +8731,7 @@
           <w:color w:val="0F172A"/>
           <w:sz w:val="32"/>
         </w:rPr>
+        <w:lastRenderedPageBreak/>
         <w:t>6. Limitações Técnicas e Trabalho Futuro</w:t>
       </w:r>
     </w:p>
@@ -10286,7 +8930,6 @@
           <w:b/>
           <w:color w:val="E50914"/>
         </w:rPr>
-        <w:lastRenderedPageBreak/>
         <w:t>Ideias para desenvolvimento futuro</w:t>
       </w:r>
     </w:p>
@@ -10474,6 +9117,10 @@
       <w:pPr>
         <w:spacing w:after="40"/>
         <w:ind w:left="283"/>
+        <w:rPr>
+          <w:rFonts w:ascii="Calibri" w:hAnsi="Calibri"/>
+          <w:color w:val="334155"/>
+        </w:rPr>
       </w:pPr>
       <w:r>
         <w:rPr>
@@ -10528,11 +9175,46 @@
           <w:rFonts w:ascii="Calibri" w:hAnsi="Calibri"/>
           <w:color w:val="334155"/>
         </w:rPr>
-        <w:t>) com base de dados remota.</w:t>
+        <w:t>) com base de dados remota</w:t>
+      </w:r>
+      <w:r>
+        <w:rPr>
+          <w:rFonts w:ascii="Calibri" w:hAnsi="Calibri"/>
+          <w:color w:val="334155"/>
+        </w:rPr>
+        <w:t>.</w:t>
+      </w:r>
+    </w:p>
+    <w:p>
+      <w:pPr>
+        <w:pStyle w:val="PargrafodaLista"/>
+        <w:numPr>
+          <w:ilvl w:val="0"/>
+          <w:numId w:val="11"/>
+        </w:numPr>
+        <w:spacing w:after="40"/>
+        <w:rPr>
+          <w:rFonts w:ascii="Calibri" w:hAnsi="Calibri"/>
+          <w:color w:val="334155"/>
+        </w:rPr>
+      </w:pPr>
+      <w:r>
+        <w:rPr>
+          <w:rFonts w:ascii="Calibri" w:hAnsi="Calibri"/>
+          <w:color w:val="334155"/>
+        </w:rPr>
+        <w:t>Se</w:t>
+      </w:r>
+      <w:r>
+        <w:rPr>
+          <w:rFonts w:ascii="Calibri" w:hAnsi="Calibri"/>
+          <w:color w:val="334155"/>
+        </w:rPr>
+        <w:t>, ao desenvolver, ficar muito grande, utilizar a estrutura MVC.</w:t>
       </w:r>
     </w:p>
     <w:sectPr>
-      <w:footerReference w:type="default" r:id="rId8"/>
+      <w:footerReference w:type="default" r:id="rId9"/>
       <w:pgSz w:w="11906" w:h="16838"/>
       <w:pgMar w:top="1417" w:right="1417" w:bottom="1417" w:left="1417" w:header="720" w:footer="720" w:gutter="0"/>
       <w:cols w:space="720"/>
@@ -10808,6 +9490,232 @@
       </w:pPr>
       <w:rPr>
         <w:rFonts w:ascii="Symbol" w:hAnsi="Symbol" w:hint="default"/>
+      </w:rPr>
+    </w:lvl>
+  </w:abstractNum>
+  <w:abstractNum w:abstractNumId="9" w15:restartNumberingAfterBreak="0">
+    <w:nsid w:val="058D1645"/>
+    <w:multiLevelType w:val="hybridMultilevel"/>
+    <w:tmpl w:val="F722602E"/>
+    <w:lvl w:ilvl="0" w:tplc="08090001">
+      <w:start w:val="1"/>
+      <w:numFmt w:val="bullet"/>
+      <w:lvlText w:val=""/>
+      <w:lvlJc w:val="left"/>
+      <w:pPr>
+        <w:ind w:left="643" w:hanging="360"/>
+      </w:pPr>
+      <w:rPr>
+        <w:rFonts w:ascii="Symbol" w:hAnsi="Symbol" w:hint="default"/>
+      </w:rPr>
+    </w:lvl>
+    <w:lvl w:ilvl="1" w:tplc="08090003" w:tentative="1">
+      <w:start w:val="1"/>
+      <w:numFmt w:val="bullet"/>
+      <w:lvlText w:val="o"/>
+      <w:lvlJc w:val="left"/>
+      <w:pPr>
+        <w:ind w:left="1363" w:hanging="360"/>
+      </w:pPr>
+      <w:rPr>
+        <w:rFonts w:ascii="Courier New" w:hAnsi="Courier New" w:cs="Courier New" w:hint="default"/>
+      </w:rPr>
+    </w:lvl>
+    <w:lvl w:ilvl="2" w:tplc="08090005" w:tentative="1">
+      <w:start w:val="1"/>
+      <w:numFmt w:val="bullet"/>
+      <w:lvlText w:val=""/>
+      <w:lvlJc w:val="left"/>
+      <w:pPr>
+        <w:ind w:left="2083" w:hanging="360"/>
+      </w:pPr>
+      <w:rPr>
+        <w:rFonts w:ascii="Wingdings" w:hAnsi="Wingdings" w:hint="default"/>
+      </w:rPr>
+    </w:lvl>
+    <w:lvl w:ilvl="3" w:tplc="08090001" w:tentative="1">
+      <w:start w:val="1"/>
+      <w:numFmt w:val="bullet"/>
+      <w:lvlText w:val=""/>
+      <w:lvlJc w:val="left"/>
+      <w:pPr>
+        <w:ind w:left="2803" w:hanging="360"/>
+      </w:pPr>
+      <w:rPr>
+        <w:rFonts w:ascii="Symbol" w:hAnsi="Symbol" w:hint="default"/>
+      </w:rPr>
+    </w:lvl>
+    <w:lvl w:ilvl="4" w:tplc="08090003" w:tentative="1">
+      <w:start w:val="1"/>
+      <w:numFmt w:val="bullet"/>
+      <w:lvlText w:val="o"/>
+      <w:lvlJc w:val="left"/>
+      <w:pPr>
+        <w:ind w:left="3523" w:hanging="360"/>
+      </w:pPr>
+      <w:rPr>
+        <w:rFonts w:ascii="Courier New" w:hAnsi="Courier New" w:cs="Courier New" w:hint="default"/>
+      </w:rPr>
+    </w:lvl>
+    <w:lvl w:ilvl="5" w:tplc="08090005" w:tentative="1">
+      <w:start w:val="1"/>
+      <w:numFmt w:val="bullet"/>
+      <w:lvlText w:val=""/>
+      <w:lvlJc w:val="left"/>
+      <w:pPr>
+        <w:ind w:left="4243" w:hanging="360"/>
+      </w:pPr>
+      <w:rPr>
+        <w:rFonts w:ascii="Wingdings" w:hAnsi="Wingdings" w:hint="default"/>
+      </w:rPr>
+    </w:lvl>
+    <w:lvl w:ilvl="6" w:tplc="08090001" w:tentative="1">
+      <w:start w:val="1"/>
+      <w:numFmt w:val="bullet"/>
+      <w:lvlText w:val=""/>
+      <w:lvlJc w:val="left"/>
+      <w:pPr>
+        <w:ind w:left="4963" w:hanging="360"/>
+      </w:pPr>
+      <w:rPr>
+        <w:rFonts w:ascii="Symbol" w:hAnsi="Symbol" w:hint="default"/>
+      </w:rPr>
+    </w:lvl>
+    <w:lvl w:ilvl="7" w:tplc="08090003" w:tentative="1">
+      <w:start w:val="1"/>
+      <w:numFmt w:val="bullet"/>
+      <w:lvlText w:val="o"/>
+      <w:lvlJc w:val="left"/>
+      <w:pPr>
+        <w:ind w:left="5683" w:hanging="360"/>
+      </w:pPr>
+      <w:rPr>
+        <w:rFonts w:ascii="Courier New" w:hAnsi="Courier New" w:cs="Courier New" w:hint="default"/>
+      </w:rPr>
+    </w:lvl>
+    <w:lvl w:ilvl="8" w:tplc="08090005" w:tentative="1">
+      <w:start w:val="1"/>
+      <w:numFmt w:val="bullet"/>
+      <w:lvlText w:val=""/>
+      <w:lvlJc w:val="left"/>
+      <w:pPr>
+        <w:ind w:left="6403" w:hanging="360"/>
+      </w:pPr>
+      <w:rPr>
+        <w:rFonts w:ascii="Wingdings" w:hAnsi="Wingdings" w:hint="default"/>
+      </w:rPr>
+    </w:lvl>
+  </w:abstractNum>
+  <w:abstractNum w:abstractNumId="10" w15:restartNumberingAfterBreak="0">
+    <w:nsid w:val="339F27AB"/>
+    <w:multiLevelType w:val="hybridMultilevel"/>
+    <w:tmpl w:val="03CCFAFC"/>
+    <w:lvl w:ilvl="0" w:tplc="08090001">
+      <w:start w:val="1"/>
+      <w:numFmt w:val="bullet"/>
+      <w:lvlText w:val=""/>
+      <w:lvlJc w:val="left"/>
+      <w:pPr>
+        <w:ind w:left="643" w:hanging="360"/>
+      </w:pPr>
+      <w:rPr>
+        <w:rFonts w:ascii="Symbol" w:hAnsi="Symbol" w:hint="default"/>
+      </w:rPr>
+    </w:lvl>
+    <w:lvl w:ilvl="1" w:tplc="08090003" w:tentative="1">
+      <w:start w:val="1"/>
+      <w:numFmt w:val="bullet"/>
+      <w:lvlText w:val="o"/>
+      <w:lvlJc w:val="left"/>
+      <w:pPr>
+        <w:ind w:left="1363" w:hanging="360"/>
+      </w:pPr>
+      <w:rPr>
+        <w:rFonts w:ascii="Courier New" w:hAnsi="Courier New" w:cs="Courier New" w:hint="default"/>
+      </w:rPr>
+    </w:lvl>
+    <w:lvl w:ilvl="2" w:tplc="08090005" w:tentative="1">
+      <w:start w:val="1"/>
+      <w:numFmt w:val="bullet"/>
+      <w:lvlText w:val=""/>
+      <w:lvlJc w:val="left"/>
+      <w:pPr>
+        <w:ind w:left="2083" w:hanging="360"/>
+      </w:pPr>
+      <w:rPr>
+        <w:rFonts w:ascii="Wingdings" w:hAnsi="Wingdings" w:hint="default"/>
+      </w:rPr>
+    </w:lvl>
+    <w:lvl w:ilvl="3" w:tplc="08090001" w:tentative="1">
+      <w:start w:val="1"/>
+      <w:numFmt w:val="bullet"/>
+      <w:lvlText w:val=""/>
+      <w:lvlJc w:val="left"/>
+      <w:pPr>
+        <w:ind w:left="2803" w:hanging="360"/>
+      </w:pPr>
+      <w:rPr>
+        <w:rFonts w:ascii="Symbol" w:hAnsi="Symbol" w:hint="default"/>
+      </w:rPr>
+    </w:lvl>
+    <w:lvl w:ilvl="4" w:tplc="08090003" w:tentative="1">
+      <w:start w:val="1"/>
+      <w:numFmt w:val="bullet"/>
+      <w:lvlText w:val="o"/>
+      <w:lvlJc w:val="left"/>
+      <w:pPr>
+        <w:ind w:left="3523" w:hanging="360"/>
+      </w:pPr>
+      <w:rPr>
+        <w:rFonts w:ascii="Courier New" w:hAnsi="Courier New" w:cs="Courier New" w:hint="default"/>
+      </w:rPr>
+    </w:lvl>
+    <w:lvl w:ilvl="5" w:tplc="08090005" w:tentative="1">
+      <w:start w:val="1"/>
+      <w:numFmt w:val="bullet"/>
+      <w:lvlText w:val=""/>
+      <w:lvlJc w:val="left"/>
+      <w:pPr>
+        <w:ind w:left="4243" w:hanging="360"/>
+      </w:pPr>
+      <w:rPr>
+        <w:rFonts w:ascii="Wingdings" w:hAnsi="Wingdings" w:hint="default"/>
+      </w:rPr>
+    </w:lvl>
+    <w:lvl w:ilvl="6" w:tplc="08090001" w:tentative="1">
+      <w:start w:val="1"/>
+      <w:numFmt w:val="bullet"/>
+      <w:lvlText w:val=""/>
+      <w:lvlJc w:val="left"/>
+      <w:pPr>
+        <w:ind w:left="4963" w:hanging="360"/>
+      </w:pPr>
+      <w:rPr>
+        <w:rFonts w:ascii="Symbol" w:hAnsi="Symbol" w:hint="default"/>
+      </w:rPr>
+    </w:lvl>
+    <w:lvl w:ilvl="7" w:tplc="08090003" w:tentative="1">
+      <w:start w:val="1"/>
+      <w:numFmt w:val="bullet"/>
+      <w:lvlText w:val="o"/>
+      <w:lvlJc w:val="left"/>
+      <w:pPr>
+        <w:ind w:left="5683" w:hanging="360"/>
+      </w:pPr>
+      <w:rPr>
+        <w:rFonts w:ascii="Courier New" w:hAnsi="Courier New" w:cs="Courier New" w:hint="default"/>
+      </w:rPr>
+    </w:lvl>
+    <w:lvl w:ilvl="8" w:tplc="08090005" w:tentative="1">
+      <w:start w:val="1"/>
+      <w:numFmt w:val="bullet"/>
+      <w:lvlText w:val=""/>
+      <w:lvlJc w:val="left"/>
+      <w:pPr>
+        <w:ind w:left="6403" w:hanging="360"/>
+      </w:pPr>
+      <w:rPr>
+        <w:rFonts w:ascii="Wingdings" w:hAnsi="Wingdings" w:hint="default"/>
       </w:rPr>
     </w:lvl>
   </w:abstractNum>
@@ -10837,6 +9745,12 @@
   </w:num>
   <w:num w:numId="9" w16cid:durableId="1230967224">
     <w:abstractNumId w:val="0"/>
+  </w:num>
+  <w:num w:numId="10" w16cid:durableId="243761026">
+    <w:abstractNumId w:val="9"/>
+  </w:num>
+  <w:num w:numId="11" w16cid:durableId="217984957">
+    <w:abstractNumId w:val="10"/>
   </w:num>
 </w:numbering>
 </file>
